--- a/deliverables/inland_transport_2026-10/example_T1_T2/docx/V2_QASOP_0XX_A03.docx
+++ b/deliverables/inland_transport_2026-10/example_T1_T2/docx/V2_QASOP_0XX_A03.docx
@@ -109,7 +109,7 @@
           <w:color w:val="000000"/>
           <w:sz w:val="22"/>
         </w:rPr>
-        <w:t>ПРИМЕР / СИМУЛАЦИЈА — пополнето со податоците што ги имаме и со пресметките од листот за калкулација; не е запис. Мерењата, потписите, броевите на пломби и логери и податоците што се дознаваат на денот се оставени празни.</w:t>
+        <w:t>ПРИМЕР / СИМУЛАЦИЈА — не е запис. Сите внесени податоци се во загради: сино — од нашите записи или пресметани; виолетово — пример, да се потврди; портокалово — се внесува на денот.</w:t>
       </w:r>
       <w:r>
         <w:rPr>
@@ -129,7 +129,7 @@
           <w:color w:val="595959"/>
           <w:sz w:val="16"/>
         </w:rPr>
-        <w:t>EXAMPLE / SIMULATION — filled with the data we hold and the calculations on the calculation sheet; not a record. Measurements, signatures, seal and logger numbers and data known only on the day are left blank.</w:t>
+        <w:t>EXAMPLE / SIMULATION — not a record. Every entry is in brackets: blue — from our records or calculated; purple — example, to be confirmed; orange — entered on the day.</w:t>
       </w:r>
     </w:p>
     <w:p>
@@ -222,7 +222,6 @@
           </w:tcPr>
           <w:p>
             <w:pPr>
-              <w:keepNext/>
               <w:spacing w:before="20" w:after="20"/>
               <w:jc w:val="left"/>
             </w:pPr>
@@ -266,44 +265,42 @@
           </w:tcPr>
           <w:p>
             <w:pPr>
-              <w:keepNext/>
-              <w:spacing w:before="20" w:after="20"/>
-              <w:jc w:val="center"/>
-            </w:pPr>
-            <w:r/>
-            <w:r>
-              <w:rPr>
-                <w:rFonts w:ascii="Calibri" w:hAnsi="Calibri"/>
-                <w:b w:val="0"/>
+              <w:spacing w:before="20" w:after="20"/>
+              <w:jc w:val="center"/>
+            </w:pPr>
+            <w:r/>
+            <w:r>
+              <w:rPr>
+                <w:rFonts w:ascii="Calibri" w:hAnsi="Calibri"/>
+                <w:b w:val="0"/>
+                <w:i w:val="0"/>
+                <w:color w:val="0B5CAD"/>
+                <w:sz w:val="20"/>
+              </w:rPr>
+              <w:t xml:space="preserve">[L01]</w:t>
+            </w:r>
+          </w:p>
+        </w:tc>
+        <w:tc>
+          <w:tcPr>
+            <w:shd w:val="clear" w:color="auto" w:fill="F2F2F2"/>
+            <w:vAlign w:val="center"/>
+            <w:tcW w:type="pct" w:w="1067"/>
+          </w:tcPr>
+          <w:p>
+            <w:pPr>
+              <w:spacing w:before="20" w:after="20"/>
+              <w:jc w:val="left"/>
+            </w:pPr>
+            <w:r/>
+            <w:r>
+              <w:rPr>
+                <w:rFonts w:ascii="Calibri" w:hAnsi="Calibri"/>
+                <w:b/>
                 <w:i w:val="0"/>
                 <w:color w:val="000000"/>
                 <w:sz w:val="20"/>
               </w:rPr>
-              <w:t>L01</w:t>
-            </w:r>
-          </w:p>
-        </w:tc>
-        <w:tc>
-          <w:tcPr>
-            <w:shd w:val="clear" w:color="auto" w:fill="F2F2F2"/>
-            <w:vAlign w:val="center"/>
-            <w:tcW w:type="pct" w:w="1067"/>
-          </w:tcPr>
-          <w:p>
-            <w:pPr>
-              <w:keepNext/>
-              <w:spacing w:before="20" w:after="20"/>
-              <w:jc w:val="left"/>
-            </w:pPr>
-            <w:r/>
-            <w:r>
-              <w:rPr>
-                <w:rFonts w:ascii="Calibri" w:hAnsi="Calibri"/>
-                <w:b/>
-                <w:i w:val="0"/>
-                <w:color w:val="000000"/>
-                <w:sz w:val="20"/>
-              </w:rPr>
               <w:t>Протокол (QASOP_0XX_A02) бр.</w:t>
             </w:r>
             <w:r>
@@ -335,20 +332,19 @@
           </w:tcPr>
           <w:p>
             <w:pPr>
-              <w:keepNext/>
-              <w:spacing w:before="20" w:after="20"/>
-              <w:jc w:val="center"/>
-            </w:pPr>
-            <w:r/>
-            <w:r>
-              <w:rPr>
-                <w:rFonts w:ascii="Calibri" w:hAnsi="Calibri"/>
-                <w:b w:val="0"/>
-                <w:i w:val="0"/>
-                <w:color w:val="000000"/>
+              <w:spacing w:before="20" w:after="20"/>
+              <w:jc w:val="center"/>
+            </w:pPr>
+            <w:r/>
+            <w:r>
+              <w:rPr>
+                <w:rFonts w:ascii="Calibri" w:hAnsi="Calibri"/>
+                <w:b w:val="0"/>
+                <w:i w:val="0"/>
+                <w:color w:val="0B5CAD"/>
                 <w:sz w:val="20"/>
               </w:rPr>
-              <w:t>TVP-L01-26</w:t>
+              <w:t xml:space="preserve">[TVP-L01-26]</w:t>
             </w:r>
           </w:p>
         </w:tc>
@@ -386,7 +382,6 @@
           </w:tcPr>
           <w:p>
             <w:pPr>
-              <w:keepNext/>
               <w:spacing w:before="20" w:after="20"/>
               <w:jc w:val="left"/>
             </w:pPr>
@@ -430,20 +425,59 @@
           </w:tcPr>
           <w:p>
             <w:pPr>
-              <w:keepNext/>
-              <w:spacing w:before="20" w:after="20"/>
-              <w:jc w:val="center"/>
-            </w:pPr>
-            <w:r/>
-            <w:r>
-              <w:rPr>
-                <w:rFonts w:ascii="Calibri" w:hAnsi="Calibri"/>
-                <w:b w:val="0"/>
-                <w:i w:val="0"/>
+              <w:spacing w:before="20" w:after="20"/>
+              <w:jc w:val="center"/>
+            </w:pPr>
+            <w:r/>
+            <w:r>
+              <w:rPr>
+                <w:rFonts w:ascii="Calibri" w:hAnsi="Calibri"/>
+                <w:b w:val="0"/>
+                <w:i w:val="0"/>
+                <w:color w:val="7030A0"/>
+                <w:sz w:val="20"/>
+              </w:rPr>
+              <w:t xml:space="preserve">[Kuehne + Nagel (предвиден)</w:t>
+            </w:r>
+            <w:r>
+              <w:rPr>
+                <w:rFonts w:ascii="Calibri" w:hAnsi="Calibri"/>
+                <w:b w:val="0"/>
+                <w:i w:val="0"/>
+                <w:color w:val="7030A0"/>
+                <w:sz w:val="16"/>
+              </w:rPr>
+              <w:t xml:space="preserve"> | </w:t>
+            </w:r>
+            <w:r>
+              <w:rPr>
+                <w:rFonts w:ascii="Calibri" w:hAnsi="Calibri"/>
+                <w:b w:val="0"/>
+                <w:i/>
+                <w:color w:val="7030A0"/>
+                <w:sz w:val="16"/>
+              </w:rPr>
+              <w:t xml:space="preserve">Kuehne + Nagel (provisional)]</w:t>
+            </w:r>
+            <w:r>
+              <w:rPr>
+                <w:rFonts w:ascii="Calibri" w:hAnsi="Calibri"/>
+                <w:b w:val="0"/>
+                <w:i/>
                 <w:color w:val="000000"/>
-                <w:sz w:val="20"/>
-              </w:rPr>
-              <w:t>Kuehne + Nagel (предвиден, да се потврди) / ______</w:t>
+                <w:sz w:val="16"/>
+              </w:rPr>
+              <w:t xml:space="preserve"> · </w:t>
+            </w:r>
+            <w:r>
+              <w:rPr>
+                <w:rFonts w:ascii="Calibri" w:hAnsi="Calibri"/>
+                <w:b w:val="0"/>
+                <w:i/>
+                <w:color w:val="C55A11"/>
+                <w:sz w:val="16"/>
+              </w:rPr>
+              <w:t xml:space="preserve">[ ]</w:t>
             </w:r>
           </w:p>
         </w:tc>
@@ -481,7 +515,6 @@
           </w:tcPr>
           <w:p>
             <w:pPr>
-              <w:keepNext/>
               <w:spacing w:before="20" w:after="20"/>
               <w:jc w:val="left"/>
             </w:pPr>
@@ -525,7 +558,6 @@
           </w:tcPr>
           <w:p>
             <w:pPr>
-              <w:keepNext/>
               <w:spacing w:before="20" w:after="20"/>
               <w:jc w:val="center"/>
             </w:pPr>
@@ -596,7 +628,6 @@
           </w:tcPr>
           <w:p>
             <w:pPr>
-              <w:keepNext/>
               <w:spacing w:before="20" w:after="20"/>
               <w:jc w:val="left"/>
             </w:pPr>
@@ -640,27 +671,26 @@
           </w:tcPr>
           <w:p>
             <w:pPr>
-              <w:keepNext/>
-              <w:spacing w:before="20" w:after="20"/>
-              <w:jc w:val="center"/>
-            </w:pPr>
-            <w:r/>
-            <w:r>
-              <w:rPr>
-                <w:rFonts w:ascii="Calibri" w:hAnsi="Calibri"/>
-                <w:b w:val="0"/>
-                <w:i w:val="0"/>
-                <w:color w:val="000000"/>
+              <w:spacing w:before="20" w:after="20"/>
+              <w:jc w:val="center"/>
+            </w:pPr>
+            <w:r/>
+            <w:r>
+              <w:rPr>
+                <w:rFonts w:ascii="Calibri" w:hAnsi="Calibri"/>
+                <w:b w:val="0"/>
+                <w:i w:val="0"/>
+                <w:color w:val="0B5CAD"/>
                 <w:sz w:val="20"/>
               </w:rPr>
-              <w:t>20 / 0 (симулиран товар</w:t>
-            </w:r>
-            <w:r>
-              <w:rPr>
-                <w:rFonts w:ascii="Calibri" w:hAnsi="Calibri"/>
-                <w:b w:val="0"/>
-                <w:i w:val="0"/>
-                <w:color w:val="000000"/>
+              <w:t xml:space="preserve">[29 / 0 (симулиран товар)</w:t>
+            </w:r>
+            <w:r>
+              <w:rPr>
+                <w:rFonts w:ascii="Calibri" w:hAnsi="Calibri"/>
+                <w:b w:val="0"/>
+                <w:i w:val="0"/>
+                <w:color w:val="0B5CAD"/>
                 <w:sz w:val="16"/>
               </w:rPr>
               <w:t xml:space="preserve"> | </w:t>
@@ -670,10 +700,10 @@
                 <w:rFonts w:ascii="Calibri" w:hAnsi="Calibri"/>
                 <w:b w:val="0"/>
                 <w:i/>
-                <w:color w:val="000000"/>
+                <w:color w:val="0B5CAD"/>
                 <w:sz w:val="16"/>
               </w:rPr>
-              <w:t>simulated load)</w:t>
+              <w:t xml:space="preserve">29 / 0 (simulated load)]</w:t>
             </w:r>
           </w:p>
         </w:tc>
@@ -711,7 +741,6 @@
           </w:tcPr>
           <w:p>
             <w:pPr>
-              <w:keepNext/>
               <w:spacing w:before="20" w:after="20"/>
               <w:jc w:val="left"/>
             </w:pPr>
@@ -755,27 +784,26 @@
           </w:tcPr>
           <w:p>
             <w:pPr>
-              <w:keepNext/>
-              <w:spacing w:before="20" w:after="20"/>
-              <w:jc w:val="center"/>
-            </w:pPr>
-            <w:r/>
-            <w:r>
-              <w:rPr>
-                <w:rFonts w:ascii="Calibri" w:hAnsi="Calibri"/>
-                <w:b w:val="0"/>
-                <w:i w:val="0"/>
-                <w:color w:val="000000"/>
+              <w:spacing w:before="20" w:after="20"/>
+              <w:jc w:val="center"/>
+            </w:pPr>
+            <w:r/>
+            <w:r>
+              <w:rPr>
+                <w:rFonts w:ascii="Calibri" w:hAnsi="Calibri"/>
+                <w:b w:val="0"/>
+                <w:i w:val="0"/>
+                <w:color w:val="7030A0"/>
                 <w:sz w:val="20"/>
               </w:rPr>
-              <w:t>есен (октомври)</w:t>
-            </w:r>
-            <w:r>
-              <w:rPr>
-                <w:rFonts w:ascii="Calibri" w:hAnsi="Calibri"/>
-                <w:b w:val="0"/>
-                <w:i w:val="0"/>
-                <w:color w:val="000000"/>
+              <w:t xml:space="preserve">[есен (октомври)</w:t>
+            </w:r>
+            <w:r>
+              <w:rPr>
+                <w:rFonts w:ascii="Calibri" w:hAnsi="Calibri"/>
+                <w:b w:val="0"/>
+                <w:i w:val="0"/>
+                <w:color w:val="7030A0"/>
                 <w:sz w:val="16"/>
               </w:rPr>
               <w:t xml:space="preserve"> | </w:t>
@@ -785,10 +813,10 @@
                 <w:rFonts w:ascii="Calibri" w:hAnsi="Calibri"/>
                 <w:b w:val="0"/>
                 <w:i/>
-                <w:color w:val="000000"/>
+                <w:color w:val="7030A0"/>
                 <w:sz w:val="16"/>
               </w:rPr>
-              <w:t>autumn (October)</w:t>
+              <w:t xml:space="preserve">autumn (October)]</w:t>
             </w:r>
           </w:p>
         </w:tc>
@@ -826,7 +854,6 @@
           </w:tcPr>
           <w:p>
             <w:pPr>
-              <w:keepNext/>
               <w:spacing w:before="20" w:after="20"/>
               <w:jc w:val="left"/>
             </w:pPr>
@@ -870,20 +897,19 @@
           </w:tcPr>
           <w:p>
             <w:pPr>
-              <w:keepNext/>
-              <w:spacing w:before="20" w:after="20"/>
-              <w:jc w:val="center"/>
-            </w:pPr>
-            <w:r/>
-            <w:r>
-              <w:rPr>
-                <w:rFonts w:ascii="Calibri" w:hAnsi="Calibri"/>
-                <w:b w:val="0"/>
-                <w:i w:val="0"/>
-                <w:color w:val="000000"/>
+              <w:spacing w:before="20" w:after="20"/>
+              <w:jc w:val="center"/>
+            </w:pPr>
+            <w:r/>
+            <w:r>
+              <w:rPr>
+                <w:rFonts w:ascii="Calibri" w:hAnsi="Calibri"/>
+                <w:b w:val="0"/>
+                <w:i w:val="0"/>
+                <w:color w:val="0B5CAD"/>
                 <w:sz w:val="20"/>
               </w:rPr>
-              <w:t>15–25 °C, RH ≤ 60 %</w:t>
+              <w:t xml:space="preserve">[15–25 °C, RH ≤ 60 %]</w:t>
             </w:r>
           </w:p>
         </w:tc>
@@ -973,10 +999,10 @@
                 <w:rFonts w:ascii="Calibri" w:hAnsi="Calibri"/>
                 <w:b w:val="0"/>
                 <w:i w:val="0"/>
-                <w:color w:val="000000"/>
+                <w:color w:val="7030A0"/>
                 <w:sz w:val="20"/>
               </w:rPr>
-              <w:t>13.10.2026 – 15.10.2026</w:t>
+              <w:t xml:space="preserve">[13.10.2026 – 15.10.2026]</w:t>
             </w:r>
           </w:p>
         </w:tc>
@@ -1473,6 +1499,16 @@
               <w:jc w:val="center"/>
             </w:pPr>
             <w:r/>
+            <w:r>
+              <w:rPr>
+                <w:rFonts w:ascii="Calibri" w:hAnsi="Calibri"/>
+                <w:b w:val="0"/>
+                <w:i w:val="0"/>
+                <w:color w:val="C55A11"/>
+                <w:sz w:val="18"/>
+              </w:rPr>
+              <w:t xml:space="preserve">[ ]</w:t>
+            </w:r>
           </w:p>
         </w:tc>
         <w:tc>
@@ -1487,6 +1523,16 @@
               <w:jc w:val="center"/>
             </w:pPr>
             <w:r/>
+            <w:r>
+              <w:rPr>
+                <w:rFonts w:ascii="Calibri" w:hAnsi="Calibri"/>
+                <w:b w:val="0"/>
+                <w:i w:val="0"/>
+                <w:color w:val="C55A11"/>
+                <w:sz w:val="18"/>
+              </w:rPr>
+              <w:t xml:space="preserve">[ ]</w:t>
+            </w:r>
           </w:p>
         </w:tc>
         <w:tc>
@@ -1501,6 +1547,16 @@
               <w:jc w:val="center"/>
             </w:pPr>
             <w:r/>
+            <w:r>
+              <w:rPr>
+                <w:rFonts w:ascii="Calibri" w:hAnsi="Calibri"/>
+                <w:b w:val="0"/>
+                <w:i w:val="0"/>
+                <w:color w:val="C55A11"/>
+                <w:sz w:val="18"/>
+              </w:rPr>
+              <w:t xml:space="preserve">[ ]</w:t>
+            </w:r>
           </w:p>
         </w:tc>
         <w:tc>
@@ -1515,6 +1571,16 @@
               <w:jc w:val="center"/>
             </w:pPr>
             <w:r/>
+            <w:r>
+              <w:rPr>
+                <w:rFonts w:ascii="Calibri" w:hAnsi="Calibri"/>
+                <w:b w:val="0"/>
+                <w:i w:val="0"/>
+                <w:color w:val="C55A11"/>
+                <w:sz w:val="18"/>
+              </w:rPr>
+              <w:t xml:space="preserve">[ ]</w:t>
+            </w:r>
           </w:p>
         </w:tc>
       </w:tr>
@@ -1605,6 +1671,16 @@
               <w:jc w:val="center"/>
             </w:pPr>
             <w:r/>
+            <w:r>
+              <w:rPr>
+                <w:rFonts w:ascii="Calibri" w:hAnsi="Calibri"/>
+                <w:b w:val="0"/>
+                <w:i w:val="0"/>
+                <w:color w:val="C55A11"/>
+                <w:sz w:val="18"/>
+              </w:rPr>
+              <w:t xml:space="preserve">[ ]</w:t>
+            </w:r>
           </w:p>
         </w:tc>
         <w:tc>
@@ -1620,6 +1696,16 @@
               <w:jc w:val="center"/>
             </w:pPr>
             <w:r/>
+            <w:r>
+              <w:rPr>
+                <w:rFonts w:ascii="Calibri" w:hAnsi="Calibri"/>
+                <w:b w:val="0"/>
+                <w:i w:val="0"/>
+                <w:color w:val="C55A11"/>
+                <w:sz w:val="18"/>
+              </w:rPr>
+              <w:t xml:space="preserve">[ ]</w:t>
+            </w:r>
           </w:p>
         </w:tc>
         <w:tc>
@@ -1635,6 +1721,16 @@
               <w:jc w:val="center"/>
             </w:pPr>
             <w:r/>
+            <w:r>
+              <w:rPr>
+                <w:rFonts w:ascii="Calibri" w:hAnsi="Calibri"/>
+                <w:b w:val="0"/>
+                <w:i w:val="0"/>
+                <w:color w:val="C55A11"/>
+                <w:sz w:val="18"/>
+              </w:rPr>
+              <w:t xml:space="preserve">[ ]</w:t>
+            </w:r>
           </w:p>
         </w:tc>
         <w:tc>
@@ -1650,6 +1746,16 @@
               <w:jc w:val="center"/>
             </w:pPr>
             <w:r/>
+            <w:r>
+              <w:rPr>
+                <w:rFonts w:ascii="Calibri" w:hAnsi="Calibri"/>
+                <w:b w:val="0"/>
+                <w:i w:val="0"/>
+                <w:color w:val="C55A11"/>
+                <w:sz w:val="18"/>
+              </w:rPr>
+              <w:t xml:space="preserve">[ ]</w:t>
+            </w:r>
           </w:p>
         </w:tc>
       </w:tr>
@@ -1735,6 +1841,16 @@
               <w:jc w:val="center"/>
             </w:pPr>
             <w:r/>
+            <w:r>
+              <w:rPr>
+                <w:rFonts w:ascii="Calibri" w:hAnsi="Calibri"/>
+                <w:b w:val="0"/>
+                <w:i w:val="0"/>
+                <w:color w:val="C55A11"/>
+                <w:sz w:val="18"/>
+              </w:rPr>
+              <w:t xml:space="preserve">[ ]</w:t>
+            </w:r>
           </w:p>
         </w:tc>
         <w:tc>
@@ -1748,6 +1864,16 @@
               <w:jc w:val="center"/>
             </w:pPr>
             <w:r/>
+            <w:r>
+              <w:rPr>
+                <w:rFonts w:ascii="Calibri" w:hAnsi="Calibri"/>
+                <w:b w:val="0"/>
+                <w:i w:val="0"/>
+                <w:color w:val="C55A11"/>
+                <w:sz w:val="18"/>
+              </w:rPr>
+              <w:t xml:space="preserve">[ ]</w:t>
+            </w:r>
           </w:p>
         </w:tc>
         <w:tc>
@@ -1761,6 +1887,16 @@
               <w:jc w:val="center"/>
             </w:pPr>
             <w:r/>
+            <w:r>
+              <w:rPr>
+                <w:rFonts w:ascii="Calibri" w:hAnsi="Calibri"/>
+                <w:b w:val="0"/>
+                <w:i w:val="0"/>
+                <w:color w:val="C55A11"/>
+                <w:sz w:val="18"/>
+              </w:rPr>
+              <w:t xml:space="preserve">[ ]</w:t>
+            </w:r>
           </w:p>
         </w:tc>
         <w:tc>
@@ -1774,6 +1910,16 @@
               <w:jc w:val="center"/>
             </w:pPr>
             <w:r/>
+            <w:r>
+              <w:rPr>
+                <w:rFonts w:ascii="Calibri" w:hAnsi="Calibri"/>
+                <w:b w:val="0"/>
+                <w:i w:val="0"/>
+                <w:color w:val="C55A11"/>
+                <w:sz w:val="18"/>
+              </w:rPr>
+              <w:t xml:space="preserve">[ ]</w:t>
+            </w:r>
           </w:p>
         </w:tc>
       </w:tr>
@@ -1861,6 +2007,16 @@
               <w:jc w:val="center"/>
             </w:pPr>
             <w:r/>
+            <w:r>
+              <w:rPr>
+                <w:rFonts w:ascii="Calibri" w:hAnsi="Calibri"/>
+                <w:b w:val="0"/>
+                <w:i w:val="0"/>
+                <w:color w:val="C55A11"/>
+                <w:sz w:val="18"/>
+              </w:rPr>
+              <w:t xml:space="preserve">[ ]</w:t>
+            </w:r>
           </w:p>
         </w:tc>
         <w:tc>
@@ -1875,6 +2031,16 @@
               <w:jc w:val="center"/>
             </w:pPr>
             <w:r/>
+            <w:r>
+              <w:rPr>
+                <w:rFonts w:ascii="Calibri" w:hAnsi="Calibri"/>
+                <w:b w:val="0"/>
+                <w:i w:val="0"/>
+                <w:color w:val="C55A11"/>
+                <w:sz w:val="18"/>
+              </w:rPr>
+              <w:t xml:space="preserve">[ ]</w:t>
+            </w:r>
           </w:p>
         </w:tc>
         <w:tc>
@@ -1889,6 +2055,16 @@
               <w:jc w:val="center"/>
             </w:pPr>
             <w:r/>
+            <w:r>
+              <w:rPr>
+                <w:rFonts w:ascii="Calibri" w:hAnsi="Calibri"/>
+                <w:b w:val="0"/>
+                <w:i w:val="0"/>
+                <w:color w:val="C55A11"/>
+                <w:sz w:val="18"/>
+              </w:rPr>
+              <w:t xml:space="preserve">[ ]</w:t>
+            </w:r>
           </w:p>
         </w:tc>
         <w:tc>
@@ -1903,6 +2079,16 @@
               <w:jc w:val="center"/>
             </w:pPr>
             <w:r/>
+            <w:r>
+              <w:rPr>
+                <w:rFonts w:ascii="Calibri" w:hAnsi="Calibri"/>
+                <w:b w:val="0"/>
+                <w:i w:val="0"/>
+                <w:color w:val="C55A11"/>
+                <w:sz w:val="18"/>
+              </w:rPr>
+              <w:t xml:space="preserve">[ ]</w:t>
+            </w:r>
           </w:p>
         </w:tc>
       </w:tr>
@@ -1988,6 +2174,16 @@
               <w:jc w:val="center"/>
             </w:pPr>
             <w:r/>
+            <w:r>
+              <w:rPr>
+                <w:rFonts w:ascii="Calibri" w:hAnsi="Calibri"/>
+                <w:b w:val="0"/>
+                <w:i w:val="0"/>
+                <w:color w:val="C55A11"/>
+                <w:sz w:val="18"/>
+              </w:rPr>
+              <w:t xml:space="preserve">[ ]</w:t>
+            </w:r>
           </w:p>
         </w:tc>
         <w:tc>
@@ -2001,6 +2197,16 @@
               <w:jc w:val="center"/>
             </w:pPr>
             <w:r/>
+            <w:r>
+              <w:rPr>
+                <w:rFonts w:ascii="Calibri" w:hAnsi="Calibri"/>
+                <w:b w:val="0"/>
+                <w:i w:val="0"/>
+                <w:color w:val="C55A11"/>
+                <w:sz w:val="18"/>
+              </w:rPr>
+              <w:t xml:space="preserve">[ ]</w:t>
+            </w:r>
           </w:p>
         </w:tc>
         <w:tc>
@@ -2014,6 +2220,16 @@
               <w:jc w:val="center"/>
             </w:pPr>
             <w:r/>
+            <w:r>
+              <w:rPr>
+                <w:rFonts w:ascii="Calibri" w:hAnsi="Calibri"/>
+                <w:b w:val="0"/>
+                <w:i w:val="0"/>
+                <w:color w:val="C55A11"/>
+                <w:sz w:val="18"/>
+              </w:rPr>
+              <w:t xml:space="preserve">[ ]</w:t>
+            </w:r>
           </w:p>
         </w:tc>
         <w:tc>
@@ -2027,6 +2243,16 @@
               <w:jc w:val="center"/>
             </w:pPr>
             <w:r/>
+            <w:r>
+              <w:rPr>
+                <w:rFonts w:ascii="Calibri" w:hAnsi="Calibri"/>
+                <w:b w:val="0"/>
+                <w:i w:val="0"/>
+                <w:color w:val="C55A11"/>
+                <w:sz w:val="18"/>
+              </w:rPr>
+              <w:t xml:space="preserve">[ ]</w:t>
+            </w:r>
           </w:p>
         </w:tc>
       </w:tr>
@@ -2114,6 +2340,16 @@
               <w:jc w:val="center"/>
             </w:pPr>
             <w:r/>
+            <w:r>
+              <w:rPr>
+                <w:rFonts w:ascii="Calibri" w:hAnsi="Calibri"/>
+                <w:b w:val="0"/>
+                <w:i w:val="0"/>
+                <w:color w:val="C55A11"/>
+                <w:sz w:val="18"/>
+              </w:rPr>
+              <w:t xml:space="preserve">[ ]</w:t>
+            </w:r>
           </w:p>
         </w:tc>
         <w:tc>
@@ -2128,6 +2364,16 @@
               <w:jc w:val="center"/>
             </w:pPr>
             <w:r/>
+            <w:r>
+              <w:rPr>
+                <w:rFonts w:ascii="Calibri" w:hAnsi="Calibri"/>
+                <w:b w:val="0"/>
+                <w:i w:val="0"/>
+                <w:color w:val="C55A11"/>
+                <w:sz w:val="18"/>
+              </w:rPr>
+              <w:t xml:space="preserve">[ ]</w:t>
+            </w:r>
           </w:p>
         </w:tc>
         <w:tc>
@@ -2142,6 +2388,16 @@
               <w:jc w:val="center"/>
             </w:pPr>
             <w:r/>
+            <w:r>
+              <w:rPr>
+                <w:rFonts w:ascii="Calibri" w:hAnsi="Calibri"/>
+                <w:b w:val="0"/>
+                <w:i w:val="0"/>
+                <w:color w:val="C55A11"/>
+                <w:sz w:val="18"/>
+              </w:rPr>
+              <w:t xml:space="preserve">[ ]</w:t>
+            </w:r>
           </w:p>
         </w:tc>
         <w:tc>
@@ -2156,6 +2412,16 @@
               <w:jc w:val="center"/>
             </w:pPr>
             <w:r/>
+            <w:r>
+              <w:rPr>
+                <w:rFonts w:ascii="Calibri" w:hAnsi="Calibri"/>
+                <w:b w:val="0"/>
+                <w:i w:val="0"/>
+                <w:color w:val="C55A11"/>
+                <w:sz w:val="18"/>
+              </w:rPr>
+              <w:t xml:space="preserve">[ ]</w:t>
+            </w:r>
           </w:p>
         </w:tc>
       </w:tr>
@@ -2241,6 +2507,16 @@
               <w:jc w:val="center"/>
             </w:pPr>
             <w:r/>
+            <w:r>
+              <w:rPr>
+                <w:rFonts w:ascii="Calibri" w:hAnsi="Calibri"/>
+                <w:b w:val="0"/>
+                <w:i w:val="0"/>
+                <w:color w:val="C55A11"/>
+                <w:sz w:val="18"/>
+              </w:rPr>
+              <w:t xml:space="preserve">[ ]</w:t>
+            </w:r>
           </w:p>
         </w:tc>
         <w:tc>
@@ -2254,6 +2530,16 @@
               <w:jc w:val="center"/>
             </w:pPr>
             <w:r/>
+            <w:r>
+              <w:rPr>
+                <w:rFonts w:ascii="Calibri" w:hAnsi="Calibri"/>
+                <w:b w:val="0"/>
+                <w:i w:val="0"/>
+                <w:color w:val="C55A11"/>
+                <w:sz w:val="18"/>
+              </w:rPr>
+              <w:t xml:space="preserve">[ ]</w:t>
+            </w:r>
           </w:p>
         </w:tc>
         <w:tc>
@@ -2267,6 +2553,16 @@
               <w:jc w:val="center"/>
             </w:pPr>
             <w:r/>
+            <w:r>
+              <w:rPr>
+                <w:rFonts w:ascii="Calibri" w:hAnsi="Calibri"/>
+                <w:b w:val="0"/>
+                <w:i w:val="0"/>
+                <w:color w:val="C55A11"/>
+                <w:sz w:val="18"/>
+              </w:rPr>
+              <w:t xml:space="preserve">[ ]</w:t>
+            </w:r>
           </w:p>
         </w:tc>
         <w:tc>
@@ -2280,6 +2576,16 @@
               <w:jc w:val="center"/>
             </w:pPr>
             <w:r/>
+            <w:r>
+              <w:rPr>
+                <w:rFonts w:ascii="Calibri" w:hAnsi="Calibri"/>
+                <w:b w:val="0"/>
+                <w:i w:val="0"/>
+                <w:color w:val="C55A11"/>
+                <w:sz w:val="18"/>
+              </w:rPr>
+              <w:t xml:space="preserve">[ ]</w:t>
+            </w:r>
           </w:p>
         </w:tc>
       </w:tr>
@@ -2367,6 +2673,16 @@
               <w:jc w:val="center"/>
             </w:pPr>
             <w:r/>
+            <w:r>
+              <w:rPr>
+                <w:rFonts w:ascii="Calibri" w:hAnsi="Calibri"/>
+                <w:b w:val="0"/>
+                <w:i w:val="0"/>
+                <w:color w:val="C55A11"/>
+                <w:sz w:val="18"/>
+              </w:rPr>
+              <w:t xml:space="preserve">[ ]</w:t>
+            </w:r>
           </w:p>
         </w:tc>
         <w:tc>
@@ -2381,6 +2697,16 @@
               <w:jc w:val="center"/>
             </w:pPr>
             <w:r/>
+            <w:r>
+              <w:rPr>
+                <w:rFonts w:ascii="Calibri" w:hAnsi="Calibri"/>
+                <w:b w:val="0"/>
+                <w:i w:val="0"/>
+                <w:color w:val="C55A11"/>
+                <w:sz w:val="18"/>
+              </w:rPr>
+              <w:t xml:space="preserve">[ ]</w:t>
+            </w:r>
           </w:p>
         </w:tc>
         <w:tc>
@@ -2395,6 +2721,16 @@
               <w:jc w:val="center"/>
             </w:pPr>
             <w:r/>
+            <w:r>
+              <w:rPr>
+                <w:rFonts w:ascii="Calibri" w:hAnsi="Calibri"/>
+                <w:b w:val="0"/>
+                <w:i w:val="0"/>
+                <w:color w:val="C55A11"/>
+                <w:sz w:val="18"/>
+              </w:rPr>
+              <w:t xml:space="preserve">[ ]</w:t>
+            </w:r>
           </w:p>
         </w:tc>
         <w:tc>
@@ -2409,6 +2745,16 @@
               <w:jc w:val="center"/>
             </w:pPr>
             <w:r/>
+            <w:r>
+              <w:rPr>
+                <w:rFonts w:ascii="Calibri" w:hAnsi="Calibri"/>
+                <w:b w:val="0"/>
+                <w:i w:val="0"/>
+                <w:color w:val="C55A11"/>
+                <w:sz w:val="18"/>
+              </w:rPr>
+              <w:t xml:space="preserve">[ ]</w:t>
+            </w:r>
           </w:p>
         </w:tc>
       </w:tr>
@@ -2494,6 +2840,16 @@
               <w:jc w:val="center"/>
             </w:pPr>
             <w:r/>
+            <w:r>
+              <w:rPr>
+                <w:rFonts w:ascii="Calibri" w:hAnsi="Calibri"/>
+                <w:b w:val="0"/>
+                <w:i w:val="0"/>
+                <w:color w:val="C55A11"/>
+                <w:sz w:val="18"/>
+              </w:rPr>
+              <w:t xml:space="preserve">[ ]</w:t>
+            </w:r>
           </w:p>
         </w:tc>
         <w:tc>
@@ -2507,6 +2863,16 @@
               <w:jc w:val="center"/>
             </w:pPr>
             <w:r/>
+            <w:r>
+              <w:rPr>
+                <w:rFonts w:ascii="Calibri" w:hAnsi="Calibri"/>
+                <w:b w:val="0"/>
+                <w:i w:val="0"/>
+                <w:color w:val="C55A11"/>
+                <w:sz w:val="18"/>
+              </w:rPr>
+              <w:t xml:space="preserve">[ ]</w:t>
+            </w:r>
           </w:p>
         </w:tc>
         <w:tc>
@@ -2520,6 +2886,16 @@
               <w:jc w:val="center"/>
             </w:pPr>
             <w:r/>
+            <w:r>
+              <w:rPr>
+                <w:rFonts w:ascii="Calibri" w:hAnsi="Calibri"/>
+                <w:b w:val="0"/>
+                <w:i w:val="0"/>
+                <w:color w:val="C55A11"/>
+                <w:sz w:val="18"/>
+              </w:rPr>
+              <w:t xml:space="preserve">[ ]</w:t>
+            </w:r>
           </w:p>
         </w:tc>
         <w:tc>
@@ -2533,6 +2909,16 @@
               <w:jc w:val="center"/>
             </w:pPr>
             <w:r/>
+            <w:r>
+              <w:rPr>
+                <w:rFonts w:ascii="Calibri" w:hAnsi="Calibri"/>
+                <w:b w:val="0"/>
+                <w:i w:val="0"/>
+                <w:color w:val="C55A11"/>
+                <w:sz w:val="18"/>
+              </w:rPr>
+              <w:t xml:space="preserve">[ ]</w:t>
+            </w:r>
           </w:p>
         </w:tc>
       </w:tr>
@@ -2620,6 +3006,16 @@
               <w:jc w:val="center"/>
             </w:pPr>
             <w:r/>
+            <w:r>
+              <w:rPr>
+                <w:rFonts w:ascii="Calibri" w:hAnsi="Calibri"/>
+                <w:b w:val="0"/>
+                <w:i w:val="0"/>
+                <w:color w:val="C55A11"/>
+                <w:sz w:val="18"/>
+              </w:rPr>
+              <w:t xml:space="preserve">[ ]</w:t>
+            </w:r>
           </w:p>
         </w:tc>
         <w:tc>
@@ -2634,6 +3030,16 @@
               <w:jc w:val="center"/>
             </w:pPr>
             <w:r/>
+            <w:r>
+              <w:rPr>
+                <w:rFonts w:ascii="Calibri" w:hAnsi="Calibri"/>
+                <w:b w:val="0"/>
+                <w:i w:val="0"/>
+                <w:color w:val="C55A11"/>
+                <w:sz w:val="18"/>
+              </w:rPr>
+              <w:t xml:space="preserve">[ ]</w:t>
+            </w:r>
           </w:p>
         </w:tc>
         <w:tc>
@@ -2648,6 +3054,16 @@
               <w:jc w:val="center"/>
             </w:pPr>
             <w:r/>
+            <w:r>
+              <w:rPr>
+                <w:rFonts w:ascii="Calibri" w:hAnsi="Calibri"/>
+                <w:b w:val="0"/>
+                <w:i w:val="0"/>
+                <w:color w:val="C55A11"/>
+                <w:sz w:val="18"/>
+              </w:rPr>
+              <w:t xml:space="preserve">[ ]</w:t>
+            </w:r>
           </w:p>
         </w:tc>
         <w:tc>
@@ -2662,6 +3078,16 @@
               <w:jc w:val="center"/>
             </w:pPr>
             <w:r/>
+            <w:r>
+              <w:rPr>
+                <w:rFonts w:ascii="Calibri" w:hAnsi="Calibri"/>
+                <w:b w:val="0"/>
+                <w:i w:val="0"/>
+                <w:color w:val="C55A11"/>
+                <w:sz w:val="18"/>
+              </w:rPr>
+              <w:t xml:space="preserve">[ ]</w:t>
+            </w:r>
           </w:p>
         </w:tc>
       </w:tr>
@@ -3044,10 +3470,10 @@
                 <w:rFonts w:ascii="Calibri" w:hAnsi="Calibri"/>
                 <w:b w:val="0"/>
                 <w:i w:val="0"/>
-                <w:color w:val="000000"/>
-                <w:sz w:val="18"/>
-              </w:rPr>
-              <w:t>OQ-P01</w:t>
+                <w:color w:val="0B5CAD"/>
+                <w:sz w:val="18"/>
+              </w:rPr>
+              <w:t xml:space="preserve">[OQ-P01]</w:t>
             </w:r>
           </w:p>
         </w:tc>
@@ -3068,10 +3494,10 @@
                 <w:rFonts w:ascii="Calibri" w:hAnsi="Calibri"/>
                 <w:b w:val="0"/>
                 <w:i w:val="0"/>
-                <w:color w:val="000000"/>
-                <w:sz w:val="18"/>
-              </w:rPr>
-              <w:t>G</w:t>
+                <w:color w:val="0B5CAD"/>
+                <w:sz w:val="18"/>
+              </w:rPr>
+              <w:t xml:space="preserve">[G]</w:t>
             </w:r>
           </w:p>
         </w:tc>
@@ -3092,10 +3518,10 @@
                 <w:rFonts w:ascii="Calibri" w:hAnsi="Calibri"/>
                 <w:b w:val="0"/>
                 <w:i w:val="0"/>
-                <w:color w:val="000000"/>
-                <w:sz w:val="18"/>
-              </w:rPr>
-              <w:t>ред 1, лево | row 1, left</w:t>
+                <w:color w:val="0B5CAD"/>
+                <w:sz w:val="18"/>
+              </w:rPr>
+              <w:t xml:space="preserve">[ред 1, лево | row 1, left]</w:t>
             </w:r>
           </w:p>
         </w:tc>
@@ -3111,6 +3537,16 @@
               <w:jc w:val="center"/>
             </w:pPr>
             <w:r/>
+            <w:r>
+              <w:rPr>
+                <w:rFonts w:ascii="Calibri" w:hAnsi="Calibri"/>
+                <w:b w:val="0"/>
+                <w:i w:val="0"/>
+                <w:color w:val="C55A11"/>
+                <w:sz w:val="18"/>
+              </w:rPr>
+              <w:t xml:space="preserve">[ ]</w:t>
+            </w:r>
           </w:p>
         </w:tc>
         <w:tc>
@@ -3125,6 +3561,16 @@
               <w:jc w:val="center"/>
             </w:pPr>
             <w:r/>
+            <w:r>
+              <w:rPr>
+                <w:rFonts w:ascii="Calibri" w:hAnsi="Calibri"/>
+                <w:b w:val="0"/>
+                <w:i w:val="0"/>
+                <w:color w:val="C55A11"/>
+                <w:sz w:val="18"/>
+              </w:rPr>
+              <w:t xml:space="preserve">[ ]</w:t>
+            </w:r>
           </w:p>
         </w:tc>
         <w:tc>
@@ -3139,6 +3585,16 @@
               <w:jc w:val="center"/>
             </w:pPr>
             <w:r/>
+            <w:r>
+              <w:rPr>
+                <w:rFonts w:ascii="Calibri" w:hAnsi="Calibri"/>
+                <w:b w:val="0"/>
+                <w:i w:val="0"/>
+                <w:color w:val="C55A11"/>
+                <w:sz w:val="18"/>
+              </w:rPr>
+              <w:t xml:space="preserve">[ ]</w:t>
+            </w:r>
           </w:p>
         </w:tc>
       </w:tr>
@@ -3164,10 +3620,10 @@
                 <w:rFonts w:ascii="Calibri" w:hAnsi="Calibri"/>
                 <w:b w:val="0"/>
                 <w:i w:val="0"/>
-                <w:color w:val="000000"/>
-                <w:sz w:val="18"/>
-              </w:rPr>
-              <w:t>OQ-P02</w:t>
+                <w:color w:val="0B5CAD"/>
+                <w:sz w:val="18"/>
+              </w:rPr>
+              <w:t xml:space="preserve">[OQ-P02]</w:t>
             </w:r>
           </w:p>
         </w:tc>
@@ -3189,10 +3645,10 @@
                 <w:rFonts w:ascii="Calibri" w:hAnsi="Calibri"/>
                 <w:b w:val="0"/>
                 <w:i w:val="0"/>
-                <w:color w:val="000000"/>
-                <w:sz w:val="18"/>
-              </w:rPr>
-              <w:t>G</w:t>
+                <w:color w:val="0B5CAD"/>
+                <w:sz w:val="18"/>
+              </w:rPr>
+              <w:t xml:space="preserve">[G]</w:t>
             </w:r>
           </w:p>
         </w:tc>
@@ -3214,10 +3670,10 @@
                 <w:rFonts w:ascii="Calibri" w:hAnsi="Calibri"/>
                 <w:b w:val="0"/>
                 <w:i w:val="0"/>
-                <w:color w:val="000000"/>
-                <w:sz w:val="18"/>
-              </w:rPr>
-              <w:t>ред 1, десно | row 1, right</w:t>
+                <w:color w:val="0B5CAD"/>
+                <w:sz w:val="18"/>
+              </w:rPr>
+              <w:t xml:space="preserve">[ред 1, десно | row 1, right]</w:t>
             </w:r>
           </w:p>
         </w:tc>
@@ -3234,6 +3690,16 @@
               <w:jc w:val="center"/>
             </w:pPr>
             <w:r/>
+            <w:r>
+              <w:rPr>
+                <w:rFonts w:ascii="Calibri" w:hAnsi="Calibri"/>
+                <w:b w:val="0"/>
+                <w:i w:val="0"/>
+                <w:color w:val="C55A11"/>
+                <w:sz w:val="18"/>
+              </w:rPr>
+              <w:t xml:space="preserve">[ ]</w:t>
+            </w:r>
           </w:p>
         </w:tc>
         <w:tc>
@@ -3249,6 +3715,16 @@
               <w:jc w:val="center"/>
             </w:pPr>
             <w:r/>
+            <w:r>
+              <w:rPr>
+                <w:rFonts w:ascii="Calibri" w:hAnsi="Calibri"/>
+                <w:b w:val="0"/>
+                <w:i w:val="0"/>
+                <w:color w:val="C55A11"/>
+                <w:sz w:val="18"/>
+              </w:rPr>
+              <w:t xml:space="preserve">[ ]</w:t>
+            </w:r>
           </w:p>
         </w:tc>
         <w:tc>
@@ -3264,6 +3740,16 @@
               <w:jc w:val="center"/>
             </w:pPr>
             <w:r/>
+            <w:r>
+              <w:rPr>
+                <w:rFonts w:ascii="Calibri" w:hAnsi="Calibri"/>
+                <w:b w:val="0"/>
+                <w:i w:val="0"/>
+                <w:color w:val="C55A11"/>
+                <w:sz w:val="18"/>
+              </w:rPr>
+              <w:t xml:space="preserve">[ ]</w:t>
+            </w:r>
           </w:p>
         </w:tc>
       </w:tr>
@@ -3288,10 +3774,10 @@
                 <w:rFonts w:ascii="Calibri" w:hAnsi="Calibri"/>
                 <w:b w:val="0"/>
                 <w:i w:val="0"/>
-                <w:color w:val="000000"/>
-                <w:sz w:val="18"/>
-              </w:rPr>
-              <w:t>OQ-P03</w:t>
+                <w:color w:val="0B5CAD"/>
+                <w:sz w:val="18"/>
+              </w:rPr>
+              <w:t xml:space="preserve">[OQ-P03]</w:t>
             </w:r>
           </w:p>
         </w:tc>
@@ -3311,10 +3797,10 @@
                 <w:rFonts w:ascii="Calibri" w:hAnsi="Calibri"/>
                 <w:b w:val="0"/>
                 <w:i w:val="0"/>
-                <w:color w:val="000000"/>
-                <w:sz w:val="18"/>
-              </w:rPr>
-              <w:t>G</w:t>
+                <w:color w:val="0B5CAD"/>
+                <w:sz w:val="18"/>
+              </w:rPr>
+              <w:t xml:space="preserve">[G]</w:t>
             </w:r>
           </w:p>
         </w:tc>
@@ -3334,10 +3820,10 @@
                 <w:rFonts w:ascii="Calibri" w:hAnsi="Calibri"/>
                 <w:b w:val="0"/>
                 <w:i w:val="0"/>
-                <w:color w:val="000000"/>
-                <w:sz w:val="18"/>
-              </w:rPr>
-              <w:t>ред 2, лево | row 2, left</w:t>
+                <w:color w:val="0B5CAD"/>
+                <w:sz w:val="18"/>
+              </w:rPr>
+              <w:t xml:space="preserve">[ред 2, лево | row 2, left]</w:t>
             </w:r>
           </w:p>
         </w:tc>
@@ -3352,6 +3838,16 @@
               <w:jc w:val="center"/>
             </w:pPr>
             <w:r/>
+            <w:r>
+              <w:rPr>
+                <w:rFonts w:ascii="Calibri" w:hAnsi="Calibri"/>
+                <w:b w:val="0"/>
+                <w:i w:val="0"/>
+                <w:color w:val="C55A11"/>
+                <w:sz w:val="18"/>
+              </w:rPr>
+              <w:t xml:space="preserve">[ ]</w:t>
+            </w:r>
           </w:p>
         </w:tc>
         <w:tc>
@@ -3365,6 +3861,16 @@
               <w:jc w:val="center"/>
             </w:pPr>
             <w:r/>
+            <w:r>
+              <w:rPr>
+                <w:rFonts w:ascii="Calibri" w:hAnsi="Calibri"/>
+                <w:b w:val="0"/>
+                <w:i w:val="0"/>
+                <w:color w:val="C55A11"/>
+                <w:sz w:val="18"/>
+              </w:rPr>
+              <w:t xml:space="preserve">[ ]</w:t>
+            </w:r>
           </w:p>
         </w:tc>
         <w:tc>
@@ -3378,6 +3884,16 @@
               <w:jc w:val="center"/>
             </w:pPr>
             <w:r/>
+            <w:r>
+              <w:rPr>
+                <w:rFonts w:ascii="Calibri" w:hAnsi="Calibri"/>
+                <w:b w:val="0"/>
+                <w:i w:val="0"/>
+                <w:color w:val="C55A11"/>
+                <w:sz w:val="18"/>
+              </w:rPr>
+              <w:t xml:space="preserve">[ ]</w:t>
+            </w:r>
           </w:p>
         </w:tc>
       </w:tr>
@@ -3402,10 +3918,10 @@
                 <w:rFonts w:ascii="Calibri" w:hAnsi="Calibri"/>
                 <w:b w:val="0"/>
                 <w:i w:val="0"/>
-                <w:color w:val="000000"/>
-                <w:sz w:val="18"/>
-              </w:rPr>
-              <w:t>OQ-P04</w:t>
+                <w:color w:val="0B5CAD"/>
+                <w:sz w:val="18"/>
+              </w:rPr>
+              <w:t xml:space="preserve">[OQ-P04]</w:t>
             </w:r>
           </w:p>
         </w:tc>
@@ -3426,10 +3942,10 @@
                 <w:rFonts w:ascii="Calibri" w:hAnsi="Calibri"/>
                 <w:b w:val="0"/>
                 <w:i w:val="0"/>
-                <w:color w:val="000000"/>
-                <w:sz w:val="18"/>
-              </w:rPr>
-              <w:t>G</w:t>
+                <w:color w:val="0B5CAD"/>
+                <w:sz w:val="18"/>
+              </w:rPr>
+              <w:t xml:space="preserve">[G]</w:t>
             </w:r>
           </w:p>
         </w:tc>
@@ -3450,10 +3966,10 @@
                 <w:rFonts w:ascii="Calibri" w:hAnsi="Calibri"/>
                 <w:b w:val="0"/>
                 <w:i w:val="0"/>
-                <w:color w:val="000000"/>
-                <w:sz w:val="18"/>
-              </w:rPr>
-              <w:t>ред 2, десно | row 2, right</w:t>
+                <w:color w:val="0B5CAD"/>
+                <w:sz w:val="18"/>
+              </w:rPr>
+              <w:t xml:space="preserve">[ред 2, десно | row 2, right]</w:t>
             </w:r>
           </w:p>
         </w:tc>
@@ -3469,6 +3985,16 @@
               <w:jc w:val="center"/>
             </w:pPr>
             <w:r/>
+            <w:r>
+              <w:rPr>
+                <w:rFonts w:ascii="Calibri" w:hAnsi="Calibri"/>
+                <w:b w:val="0"/>
+                <w:i w:val="0"/>
+                <w:color w:val="C55A11"/>
+                <w:sz w:val="18"/>
+              </w:rPr>
+              <w:t xml:space="preserve">[ ]</w:t>
+            </w:r>
           </w:p>
         </w:tc>
         <w:tc>
@@ -3483,6 +4009,16 @@
               <w:jc w:val="center"/>
             </w:pPr>
             <w:r/>
+            <w:r>
+              <w:rPr>
+                <w:rFonts w:ascii="Calibri" w:hAnsi="Calibri"/>
+                <w:b w:val="0"/>
+                <w:i w:val="0"/>
+                <w:color w:val="C55A11"/>
+                <w:sz w:val="18"/>
+              </w:rPr>
+              <w:t xml:space="preserve">[ ]</w:t>
+            </w:r>
           </w:p>
         </w:tc>
         <w:tc>
@@ -3497,6 +4033,16 @@
               <w:jc w:val="center"/>
             </w:pPr>
             <w:r/>
+            <w:r>
+              <w:rPr>
+                <w:rFonts w:ascii="Calibri" w:hAnsi="Calibri"/>
+                <w:b w:val="0"/>
+                <w:i w:val="0"/>
+                <w:color w:val="C55A11"/>
+                <w:sz w:val="18"/>
+              </w:rPr>
+              <w:t xml:space="preserve">[ ]</w:t>
+            </w:r>
           </w:p>
         </w:tc>
       </w:tr>
@@ -3521,10 +4067,10 @@
                 <w:rFonts w:ascii="Calibri" w:hAnsi="Calibri"/>
                 <w:b w:val="0"/>
                 <w:i w:val="0"/>
-                <w:color w:val="000000"/>
-                <w:sz w:val="18"/>
-              </w:rPr>
-              <w:t>OQ-P05</w:t>
+                <w:color w:val="0B5CAD"/>
+                <w:sz w:val="18"/>
+              </w:rPr>
+              <w:t xml:space="preserve">[OQ-P05]</w:t>
             </w:r>
           </w:p>
         </w:tc>
@@ -3544,10 +4090,10 @@
                 <w:rFonts w:ascii="Calibri" w:hAnsi="Calibri"/>
                 <w:b w:val="0"/>
                 <w:i w:val="0"/>
-                <w:color w:val="000000"/>
-                <w:sz w:val="18"/>
-              </w:rPr>
-              <w:t>G</w:t>
+                <w:color w:val="0B5CAD"/>
+                <w:sz w:val="18"/>
+              </w:rPr>
+              <w:t xml:space="preserve">[G]</w:t>
             </w:r>
           </w:p>
         </w:tc>
@@ -3567,10 +4113,10 @@
                 <w:rFonts w:ascii="Calibri" w:hAnsi="Calibri"/>
                 <w:b w:val="0"/>
                 <w:i w:val="0"/>
-                <w:color w:val="000000"/>
-                <w:sz w:val="18"/>
-              </w:rPr>
-              <w:t>ред 3, лево | row 3, left</w:t>
+                <w:color w:val="0B5CAD"/>
+                <w:sz w:val="18"/>
+              </w:rPr>
+              <w:t xml:space="preserve">[ред 3, лево | row 3, left]</w:t>
             </w:r>
           </w:p>
         </w:tc>
@@ -3585,6 +4131,16 @@
               <w:jc w:val="center"/>
             </w:pPr>
             <w:r/>
+            <w:r>
+              <w:rPr>
+                <w:rFonts w:ascii="Calibri" w:hAnsi="Calibri"/>
+                <w:b w:val="0"/>
+                <w:i w:val="0"/>
+                <w:color w:val="C55A11"/>
+                <w:sz w:val="18"/>
+              </w:rPr>
+              <w:t xml:space="preserve">[ ]</w:t>
+            </w:r>
           </w:p>
         </w:tc>
         <w:tc>
@@ -3598,6 +4154,16 @@
               <w:jc w:val="center"/>
             </w:pPr>
             <w:r/>
+            <w:r>
+              <w:rPr>
+                <w:rFonts w:ascii="Calibri" w:hAnsi="Calibri"/>
+                <w:b w:val="0"/>
+                <w:i w:val="0"/>
+                <w:color w:val="C55A11"/>
+                <w:sz w:val="18"/>
+              </w:rPr>
+              <w:t xml:space="preserve">[ ]</w:t>
+            </w:r>
           </w:p>
         </w:tc>
         <w:tc>
@@ -3611,6 +4177,16 @@
               <w:jc w:val="center"/>
             </w:pPr>
             <w:r/>
+            <w:r>
+              <w:rPr>
+                <w:rFonts w:ascii="Calibri" w:hAnsi="Calibri"/>
+                <w:b w:val="0"/>
+                <w:i w:val="0"/>
+                <w:color w:val="C55A11"/>
+                <w:sz w:val="18"/>
+              </w:rPr>
+              <w:t xml:space="preserve">[ ]</w:t>
+            </w:r>
           </w:p>
         </w:tc>
       </w:tr>
@@ -3635,10 +4211,10 @@
                 <w:rFonts w:ascii="Calibri" w:hAnsi="Calibri"/>
                 <w:b w:val="0"/>
                 <w:i w:val="0"/>
-                <w:color w:val="000000"/>
-                <w:sz w:val="18"/>
-              </w:rPr>
-              <w:t>OQ-P06</w:t>
+                <w:color w:val="0B5CAD"/>
+                <w:sz w:val="18"/>
+              </w:rPr>
+              <w:t xml:space="preserve">[OQ-P06]</w:t>
             </w:r>
           </w:p>
         </w:tc>
@@ -3659,10 +4235,10 @@
                 <w:rFonts w:ascii="Calibri" w:hAnsi="Calibri"/>
                 <w:b w:val="0"/>
                 <w:i w:val="0"/>
-                <w:color w:val="000000"/>
-                <w:sz w:val="18"/>
-              </w:rPr>
-              <w:t>G</w:t>
+                <w:color w:val="0B5CAD"/>
+                <w:sz w:val="18"/>
+              </w:rPr>
+              <w:t xml:space="preserve">[G]</w:t>
             </w:r>
           </w:p>
         </w:tc>
@@ -3683,10 +4259,10 @@
                 <w:rFonts w:ascii="Calibri" w:hAnsi="Calibri"/>
                 <w:b w:val="0"/>
                 <w:i w:val="0"/>
-                <w:color w:val="000000"/>
-                <w:sz w:val="18"/>
-              </w:rPr>
-              <w:t>ред 3, десно | row 3, right</w:t>
+                <w:color w:val="0B5CAD"/>
+                <w:sz w:val="18"/>
+              </w:rPr>
+              <w:t xml:space="preserve">[ред 3, десно | row 3, right]</w:t>
             </w:r>
           </w:p>
         </w:tc>
@@ -3702,6 +4278,16 @@
               <w:jc w:val="center"/>
             </w:pPr>
             <w:r/>
+            <w:r>
+              <w:rPr>
+                <w:rFonts w:ascii="Calibri" w:hAnsi="Calibri"/>
+                <w:b w:val="0"/>
+                <w:i w:val="0"/>
+                <w:color w:val="C55A11"/>
+                <w:sz w:val="18"/>
+              </w:rPr>
+              <w:t xml:space="preserve">[ ]</w:t>
+            </w:r>
           </w:p>
         </w:tc>
         <w:tc>
@@ -3716,6 +4302,16 @@
               <w:jc w:val="center"/>
             </w:pPr>
             <w:r/>
+            <w:r>
+              <w:rPr>
+                <w:rFonts w:ascii="Calibri" w:hAnsi="Calibri"/>
+                <w:b w:val="0"/>
+                <w:i w:val="0"/>
+                <w:color w:val="C55A11"/>
+                <w:sz w:val="18"/>
+              </w:rPr>
+              <w:t xml:space="preserve">[ ]</w:t>
+            </w:r>
           </w:p>
         </w:tc>
         <w:tc>
@@ -3730,6 +4326,16 @@
               <w:jc w:val="center"/>
             </w:pPr>
             <w:r/>
+            <w:r>
+              <w:rPr>
+                <w:rFonts w:ascii="Calibri" w:hAnsi="Calibri"/>
+                <w:b w:val="0"/>
+                <w:i w:val="0"/>
+                <w:color w:val="C55A11"/>
+                <w:sz w:val="18"/>
+              </w:rPr>
+              <w:t xml:space="preserve">[ ]</w:t>
+            </w:r>
           </w:p>
         </w:tc>
       </w:tr>
@@ -3754,10 +4360,10 @@
                 <w:rFonts w:ascii="Calibri" w:hAnsi="Calibri"/>
                 <w:b w:val="0"/>
                 <w:i w:val="0"/>
-                <w:color w:val="000000"/>
-                <w:sz w:val="18"/>
-              </w:rPr>
-              <w:t>OQ-P07</w:t>
+                <w:color w:val="0B5CAD"/>
+                <w:sz w:val="18"/>
+              </w:rPr>
+              <w:t xml:space="preserve">[OQ-P07]</w:t>
             </w:r>
           </w:p>
         </w:tc>
@@ -3777,10 +4383,10 @@
                 <w:rFonts w:ascii="Calibri" w:hAnsi="Calibri"/>
                 <w:b w:val="0"/>
                 <w:i w:val="0"/>
-                <w:color w:val="000000"/>
-                <w:sz w:val="18"/>
-              </w:rPr>
-              <w:t>G</w:t>
+                <w:color w:val="0B5CAD"/>
+                <w:sz w:val="18"/>
+              </w:rPr>
+              <w:t xml:space="preserve">[G]</w:t>
             </w:r>
           </w:p>
         </w:tc>
@@ -3800,10 +4406,10 @@
                 <w:rFonts w:ascii="Calibri" w:hAnsi="Calibri"/>
                 <w:b w:val="0"/>
                 <w:i w:val="0"/>
-                <w:color w:val="000000"/>
-                <w:sz w:val="18"/>
-              </w:rPr>
-              <w:t>ред 4, лево | row 4, left</w:t>
+                <w:color w:val="0B5CAD"/>
+                <w:sz w:val="18"/>
+              </w:rPr>
+              <w:t xml:space="preserve">[ред 4, лево | row 4, left]</w:t>
             </w:r>
           </w:p>
         </w:tc>
@@ -3818,6 +4424,16 @@
               <w:jc w:val="center"/>
             </w:pPr>
             <w:r/>
+            <w:r>
+              <w:rPr>
+                <w:rFonts w:ascii="Calibri" w:hAnsi="Calibri"/>
+                <w:b w:val="0"/>
+                <w:i w:val="0"/>
+                <w:color w:val="C55A11"/>
+                <w:sz w:val="18"/>
+              </w:rPr>
+              <w:t xml:space="preserve">[ ]</w:t>
+            </w:r>
           </w:p>
         </w:tc>
         <w:tc>
@@ -3831,6 +4447,16 @@
               <w:jc w:val="center"/>
             </w:pPr>
             <w:r/>
+            <w:r>
+              <w:rPr>
+                <w:rFonts w:ascii="Calibri" w:hAnsi="Calibri"/>
+                <w:b w:val="0"/>
+                <w:i w:val="0"/>
+                <w:color w:val="C55A11"/>
+                <w:sz w:val="18"/>
+              </w:rPr>
+              <w:t xml:space="preserve">[ ]</w:t>
+            </w:r>
           </w:p>
         </w:tc>
         <w:tc>
@@ -3844,6 +4470,16 @@
               <w:jc w:val="center"/>
             </w:pPr>
             <w:r/>
+            <w:r>
+              <w:rPr>
+                <w:rFonts w:ascii="Calibri" w:hAnsi="Calibri"/>
+                <w:b w:val="0"/>
+                <w:i w:val="0"/>
+                <w:color w:val="C55A11"/>
+                <w:sz w:val="18"/>
+              </w:rPr>
+              <w:t xml:space="preserve">[ ]</w:t>
+            </w:r>
           </w:p>
         </w:tc>
       </w:tr>
@@ -3868,10 +4504,10 @@
                 <w:rFonts w:ascii="Calibri" w:hAnsi="Calibri"/>
                 <w:b w:val="0"/>
                 <w:i w:val="0"/>
-                <w:color w:val="000000"/>
-                <w:sz w:val="18"/>
-              </w:rPr>
-              <w:t>OQ-P08</w:t>
+                <w:color w:val="0B5CAD"/>
+                <w:sz w:val="18"/>
+              </w:rPr>
+              <w:t xml:space="preserve">[OQ-P08]</w:t>
             </w:r>
           </w:p>
         </w:tc>
@@ -3892,10 +4528,10 @@
                 <w:rFonts w:ascii="Calibri" w:hAnsi="Calibri"/>
                 <w:b w:val="0"/>
                 <w:i w:val="0"/>
-                <w:color w:val="000000"/>
-                <w:sz w:val="18"/>
-              </w:rPr>
-              <w:t>G</w:t>
+                <w:color w:val="0B5CAD"/>
+                <w:sz w:val="18"/>
+              </w:rPr>
+              <w:t xml:space="preserve">[G]</w:t>
             </w:r>
           </w:p>
         </w:tc>
@@ -3916,10 +4552,10 @@
                 <w:rFonts w:ascii="Calibri" w:hAnsi="Calibri"/>
                 <w:b w:val="0"/>
                 <w:i w:val="0"/>
-                <w:color w:val="000000"/>
-                <w:sz w:val="18"/>
-              </w:rPr>
-              <w:t>ред 4, десно | row 4, right</w:t>
+                <w:color w:val="0B5CAD"/>
+                <w:sz w:val="18"/>
+              </w:rPr>
+              <w:t xml:space="preserve">[ред 4, десно | row 4, right]</w:t>
             </w:r>
           </w:p>
         </w:tc>
@@ -3935,6 +4571,16 @@
               <w:jc w:val="center"/>
             </w:pPr>
             <w:r/>
+            <w:r>
+              <w:rPr>
+                <w:rFonts w:ascii="Calibri" w:hAnsi="Calibri"/>
+                <w:b w:val="0"/>
+                <w:i w:val="0"/>
+                <w:color w:val="C55A11"/>
+                <w:sz w:val="18"/>
+              </w:rPr>
+              <w:t xml:space="preserve">[ ]</w:t>
+            </w:r>
           </w:p>
         </w:tc>
         <w:tc>
@@ -3949,6 +4595,16 @@
               <w:jc w:val="center"/>
             </w:pPr>
             <w:r/>
+            <w:r>
+              <w:rPr>
+                <w:rFonts w:ascii="Calibri" w:hAnsi="Calibri"/>
+                <w:b w:val="0"/>
+                <w:i w:val="0"/>
+                <w:color w:val="C55A11"/>
+                <w:sz w:val="18"/>
+              </w:rPr>
+              <w:t xml:space="preserve">[ ]</w:t>
+            </w:r>
           </w:p>
         </w:tc>
         <w:tc>
@@ -3963,6 +4619,16 @@
               <w:jc w:val="center"/>
             </w:pPr>
             <w:r/>
+            <w:r>
+              <w:rPr>
+                <w:rFonts w:ascii="Calibri" w:hAnsi="Calibri"/>
+                <w:b w:val="0"/>
+                <w:i w:val="0"/>
+                <w:color w:val="C55A11"/>
+                <w:sz w:val="18"/>
+              </w:rPr>
+              <w:t xml:space="preserve">[ ]</w:t>
+            </w:r>
           </w:p>
         </w:tc>
       </w:tr>
@@ -3987,10 +4653,10 @@
                 <w:rFonts w:ascii="Calibri" w:hAnsi="Calibri"/>
                 <w:b w:val="0"/>
                 <w:i w:val="0"/>
-                <w:color w:val="000000"/>
-                <w:sz w:val="18"/>
-              </w:rPr>
-              <w:t>OQ-P09</w:t>
+                <w:color w:val="0B5CAD"/>
+                <w:sz w:val="18"/>
+              </w:rPr>
+              <w:t xml:space="preserve">[OQ-P09]</w:t>
             </w:r>
           </w:p>
         </w:tc>
@@ -4010,10 +4676,10 @@
                 <w:rFonts w:ascii="Calibri" w:hAnsi="Calibri"/>
                 <w:b w:val="0"/>
                 <w:i w:val="0"/>
-                <w:color w:val="000000"/>
-                <w:sz w:val="18"/>
-              </w:rPr>
-              <w:t>G</w:t>
+                <w:color w:val="0B5CAD"/>
+                <w:sz w:val="18"/>
+              </w:rPr>
+              <w:t xml:space="preserve">[G]</w:t>
             </w:r>
           </w:p>
         </w:tc>
@@ -4033,10 +4699,10 @@
                 <w:rFonts w:ascii="Calibri" w:hAnsi="Calibri"/>
                 <w:b w:val="0"/>
                 <w:i w:val="0"/>
-                <w:color w:val="000000"/>
-                <w:sz w:val="18"/>
-              </w:rPr>
-              <w:t>ред 5, лево | row 5, left</w:t>
+                <w:color w:val="0B5CAD"/>
+                <w:sz w:val="18"/>
+              </w:rPr>
+              <w:t xml:space="preserve">[ред 5, лево | row 5, left]</w:t>
             </w:r>
           </w:p>
         </w:tc>
@@ -4051,6 +4717,16 @@
               <w:jc w:val="center"/>
             </w:pPr>
             <w:r/>
+            <w:r>
+              <w:rPr>
+                <w:rFonts w:ascii="Calibri" w:hAnsi="Calibri"/>
+                <w:b w:val="0"/>
+                <w:i w:val="0"/>
+                <w:color w:val="C55A11"/>
+                <w:sz w:val="18"/>
+              </w:rPr>
+              <w:t xml:space="preserve">[ ]</w:t>
+            </w:r>
           </w:p>
         </w:tc>
         <w:tc>
@@ -4064,6 +4740,16 @@
               <w:jc w:val="center"/>
             </w:pPr>
             <w:r/>
+            <w:r>
+              <w:rPr>
+                <w:rFonts w:ascii="Calibri" w:hAnsi="Calibri"/>
+                <w:b w:val="0"/>
+                <w:i w:val="0"/>
+                <w:color w:val="C55A11"/>
+                <w:sz w:val="18"/>
+              </w:rPr>
+              <w:t xml:space="preserve">[ ]</w:t>
+            </w:r>
           </w:p>
         </w:tc>
         <w:tc>
@@ -4077,6 +4763,16 @@
               <w:jc w:val="center"/>
             </w:pPr>
             <w:r/>
+            <w:r>
+              <w:rPr>
+                <w:rFonts w:ascii="Calibri" w:hAnsi="Calibri"/>
+                <w:b w:val="0"/>
+                <w:i w:val="0"/>
+                <w:color w:val="C55A11"/>
+                <w:sz w:val="18"/>
+              </w:rPr>
+              <w:t xml:space="preserve">[ ]</w:t>
+            </w:r>
           </w:p>
         </w:tc>
       </w:tr>
@@ -4101,10 +4797,10 @@
                 <w:rFonts w:ascii="Calibri" w:hAnsi="Calibri"/>
                 <w:b w:val="0"/>
                 <w:i w:val="0"/>
-                <w:color w:val="000000"/>
-                <w:sz w:val="18"/>
-              </w:rPr>
-              <w:t>OQ-P10</w:t>
+                <w:color w:val="0B5CAD"/>
+                <w:sz w:val="18"/>
+              </w:rPr>
+              <w:t xml:space="preserve">[OQ-P10]</w:t>
             </w:r>
           </w:p>
         </w:tc>
@@ -4125,10 +4821,10 @@
                 <w:rFonts w:ascii="Calibri" w:hAnsi="Calibri"/>
                 <w:b w:val="0"/>
                 <w:i w:val="0"/>
-                <w:color w:val="000000"/>
-                <w:sz w:val="18"/>
-              </w:rPr>
-              <w:t>G</w:t>
+                <w:color w:val="0B5CAD"/>
+                <w:sz w:val="18"/>
+              </w:rPr>
+              <w:t xml:space="preserve">[G]</w:t>
             </w:r>
           </w:p>
         </w:tc>
@@ -4149,10 +4845,10 @@
                 <w:rFonts w:ascii="Calibri" w:hAnsi="Calibri"/>
                 <w:b w:val="0"/>
                 <w:i w:val="0"/>
-                <w:color w:val="000000"/>
-                <w:sz w:val="18"/>
-              </w:rPr>
-              <w:t>ред 5, десно | row 5, right</w:t>
+                <w:color w:val="0B5CAD"/>
+                <w:sz w:val="18"/>
+              </w:rPr>
+              <w:t xml:space="preserve">[ред 5, десно | row 5, right]</w:t>
             </w:r>
           </w:p>
         </w:tc>
@@ -4168,6 +4864,16 @@
               <w:jc w:val="center"/>
             </w:pPr>
             <w:r/>
+            <w:r>
+              <w:rPr>
+                <w:rFonts w:ascii="Calibri" w:hAnsi="Calibri"/>
+                <w:b w:val="0"/>
+                <w:i w:val="0"/>
+                <w:color w:val="C55A11"/>
+                <w:sz w:val="18"/>
+              </w:rPr>
+              <w:t xml:space="preserve">[ ]</w:t>
+            </w:r>
           </w:p>
         </w:tc>
         <w:tc>
@@ -4182,6 +4888,16 @@
               <w:jc w:val="center"/>
             </w:pPr>
             <w:r/>
+            <w:r>
+              <w:rPr>
+                <w:rFonts w:ascii="Calibri" w:hAnsi="Calibri"/>
+                <w:b w:val="0"/>
+                <w:i w:val="0"/>
+                <w:color w:val="C55A11"/>
+                <w:sz w:val="18"/>
+              </w:rPr>
+              <w:t xml:space="preserve">[ ]</w:t>
+            </w:r>
           </w:p>
         </w:tc>
         <w:tc>
@@ -4196,6 +4912,16 @@
               <w:jc w:val="center"/>
             </w:pPr>
             <w:r/>
+            <w:r>
+              <w:rPr>
+                <w:rFonts w:ascii="Calibri" w:hAnsi="Calibri"/>
+                <w:b w:val="0"/>
+                <w:i w:val="0"/>
+                <w:color w:val="C55A11"/>
+                <w:sz w:val="18"/>
+              </w:rPr>
+              <w:t xml:space="preserve">[ ]</w:t>
+            </w:r>
           </w:p>
         </w:tc>
       </w:tr>
@@ -4220,10 +4946,10 @@
                 <w:rFonts w:ascii="Calibri" w:hAnsi="Calibri"/>
                 <w:b w:val="0"/>
                 <w:i w:val="0"/>
-                <w:color w:val="000000"/>
-                <w:sz w:val="18"/>
-              </w:rPr>
-              <w:t>OQ-P11</w:t>
+                <w:color w:val="0B5CAD"/>
+                <w:sz w:val="18"/>
+              </w:rPr>
+              <w:t xml:space="preserve">[OQ-P11]</w:t>
             </w:r>
           </w:p>
         </w:tc>
@@ -4243,10 +4969,10 @@
                 <w:rFonts w:ascii="Calibri" w:hAnsi="Calibri"/>
                 <w:b w:val="0"/>
                 <w:i w:val="0"/>
-                <w:color w:val="000000"/>
-                <w:sz w:val="18"/>
-              </w:rPr>
-              <w:t>G</w:t>
+                <w:color w:val="0B5CAD"/>
+                <w:sz w:val="18"/>
+              </w:rPr>
+              <w:t xml:space="preserve">[G]</w:t>
             </w:r>
           </w:p>
         </w:tc>
@@ -4266,10 +4992,10 @@
                 <w:rFonts w:ascii="Calibri" w:hAnsi="Calibri"/>
                 <w:b w:val="0"/>
                 <w:i w:val="0"/>
-                <w:color w:val="000000"/>
-                <w:sz w:val="18"/>
-              </w:rPr>
-              <w:t>ред 6, лево | row 6, left</w:t>
+                <w:color w:val="0B5CAD"/>
+                <w:sz w:val="18"/>
+              </w:rPr>
+              <w:t xml:space="preserve">[ред 6, лево | row 6, left]</w:t>
             </w:r>
           </w:p>
         </w:tc>
@@ -4284,6 +5010,16 @@
               <w:jc w:val="center"/>
             </w:pPr>
             <w:r/>
+            <w:r>
+              <w:rPr>
+                <w:rFonts w:ascii="Calibri" w:hAnsi="Calibri"/>
+                <w:b w:val="0"/>
+                <w:i w:val="0"/>
+                <w:color w:val="C55A11"/>
+                <w:sz w:val="18"/>
+              </w:rPr>
+              <w:t xml:space="preserve">[ ]</w:t>
+            </w:r>
           </w:p>
         </w:tc>
         <w:tc>
@@ -4297,6 +5033,16 @@
               <w:jc w:val="center"/>
             </w:pPr>
             <w:r/>
+            <w:r>
+              <w:rPr>
+                <w:rFonts w:ascii="Calibri" w:hAnsi="Calibri"/>
+                <w:b w:val="0"/>
+                <w:i w:val="0"/>
+                <w:color w:val="C55A11"/>
+                <w:sz w:val="18"/>
+              </w:rPr>
+              <w:t xml:space="preserve">[ ]</w:t>
+            </w:r>
           </w:p>
         </w:tc>
         <w:tc>
@@ -4310,6 +5056,16 @@
               <w:jc w:val="center"/>
             </w:pPr>
             <w:r/>
+            <w:r>
+              <w:rPr>
+                <w:rFonts w:ascii="Calibri" w:hAnsi="Calibri"/>
+                <w:b w:val="0"/>
+                <w:i w:val="0"/>
+                <w:color w:val="C55A11"/>
+                <w:sz w:val="18"/>
+              </w:rPr>
+              <w:t xml:space="preserve">[ ]</w:t>
+            </w:r>
           </w:p>
         </w:tc>
       </w:tr>
@@ -4334,10 +5090,10 @@
                 <w:rFonts w:ascii="Calibri" w:hAnsi="Calibri"/>
                 <w:b w:val="0"/>
                 <w:i w:val="0"/>
-                <w:color w:val="000000"/>
-                <w:sz w:val="18"/>
-              </w:rPr>
-              <w:t>OQ-P12</w:t>
+                <w:color w:val="0B5CAD"/>
+                <w:sz w:val="18"/>
+              </w:rPr>
+              <w:t xml:space="preserve">[OQ-P12]</w:t>
             </w:r>
           </w:p>
         </w:tc>
@@ -4358,10 +5114,10 @@
                 <w:rFonts w:ascii="Calibri" w:hAnsi="Calibri"/>
                 <w:b w:val="0"/>
                 <w:i w:val="0"/>
-                <w:color w:val="000000"/>
-                <w:sz w:val="18"/>
-              </w:rPr>
-              <w:t>G</w:t>
+                <w:color w:val="0B5CAD"/>
+                <w:sz w:val="18"/>
+              </w:rPr>
+              <w:t xml:space="preserve">[G]</w:t>
             </w:r>
           </w:p>
         </w:tc>
@@ -4382,10 +5138,10 @@
                 <w:rFonts w:ascii="Calibri" w:hAnsi="Calibri"/>
                 <w:b w:val="0"/>
                 <w:i w:val="0"/>
-                <w:color w:val="000000"/>
-                <w:sz w:val="18"/>
-              </w:rPr>
-              <w:t>ред 6, десно | row 6, right</w:t>
+                <w:color w:val="0B5CAD"/>
+                <w:sz w:val="18"/>
+              </w:rPr>
+              <w:t xml:space="preserve">[ред 6, десно | row 6, right]</w:t>
             </w:r>
           </w:p>
         </w:tc>
@@ -4401,6 +5157,16 @@
               <w:jc w:val="center"/>
             </w:pPr>
             <w:r/>
+            <w:r>
+              <w:rPr>
+                <w:rFonts w:ascii="Calibri" w:hAnsi="Calibri"/>
+                <w:b w:val="0"/>
+                <w:i w:val="0"/>
+                <w:color w:val="C55A11"/>
+                <w:sz w:val="18"/>
+              </w:rPr>
+              <w:t xml:space="preserve">[ ]</w:t>
+            </w:r>
           </w:p>
         </w:tc>
         <w:tc>
@@ -4415,6 +5181,16 @@
               <w:jc w:val="center"/>
             </w:pPr>
             <w:r/>
+            <w:r>
+              <w:rPr>
+                <w:rFonts w:ascii="Calibri" w:hAnsi="Calibri"/>
+                <w:b w:val="0"/>
+                <w:i w:val="0"/>
+                <w:color w:val="C55A11"/>
+                <w:sz w:val="18"/>
+              </w:rPr>
+              <w:t xml:space="preserve">[ ]</w:t>
+            </w:r>
           </w:p>
         </w:tc>
         <w:tc>
@@ -4429,6 +5205,16 @@
               <w:jc w:val="center"/>
             </w:pPr>
             <w:r/>
+            <w:r>
+              <w:rPr>
+                <w:rFonts w:ascii="Calibri" w:hAnsi="Calibri"/>
+                <w:b w:val="0"/>
+                <w:i w:val="0"/>
+                <w:color w:val="C55A11"/>
+                <w:sz w:val="18"/>
+              </w:rPr>
+              <w:t xml:space="preserve">[ ]</w:t>
+            </w:r>
           </w:p>
         </w:tc>
       </w:tr>
@@ -4453,10 +5239,10 @@
                 <w:rFonts w:ascii="Calibri" w:hAnsi="Calibri"/>
                 <w:b w:val="0"/>
                 <w:i w:val="0"/>
-                <w:color w:val="000000"/>
-                <w:sz w:val="18"/>
-              </w:rPr>
-              <w:t>OQ-P13</w:t>
+                <w:color w:val="0B5CAD"/>
+                <w:sz w:val="18"/>
+              </w:rPr>
+              <w:t xml:space="preserve">[OQ-P13]</w:t>
             </w:r>
           </w:p>
         </w:tc>
@@ -4476,10 +5262,10 @@
                 <w:rFonts w:ascii="Calibri" w:hAnsi="Calibri"/>
                 <w:b w:val="0"/>
                 <w:i w:val="0"/>
-                <w:color w:val="000000"/>
-                <w:sz w:val="18"/>
-              </w:rPr>
-              <w:t>G</w:t>
+                <w:color w:val="0B5CAD"/>
+                <w:sz w:val="18"/>
+              </w:rPr>
+              <w:t xml:space="preserve">[G]</w:t>
             </w:r>
           </w:p>
         </w:tc>
@@ -4499,10 +5285,10 @@
                 <w:rFonts w:ascii="Calibri" w:hAnsi="Calibri"/>
                 <w:b w:val="0"/>
                 <w:i w:val="0"/>
-                <w:color w:val="000000"/>
-                <w:sz w:val="18"/>
-              </w:rPr>
-              <w:t>ред 7, лево | row 7, left</w:t>
+                <w:color w:val="0B5CAD"/>
+                <w:sz w:val="18"/>
+              </w:rPr>
+              <w:t xml:space="preserve">[ред 7, лево | row 7, left]</w:t>
             </w:r>
           </w:p>
         </w:tc>
@@ -4517,6 +5303,16 @@
               <w:jc w:val="center"/>
             </w:pPr>
             <w:r/>
+            <w:r>
+              <w:rPr>
+                <w:rFonts w:ascii="Calibri" w:hAnsi="Calibri"/>
+                <w:b w:val="0"/>
+                <w:i w:val="0"/>
+                <w:color w:val="C55A11"/>
+                <w:sz w:val="18"/>
+              </w:rPr>
+              <w:t xml:space="preserve">[ ]</w:t>
+            </w:r>
           </w:p>
         </w:tc>
         <w:tc>
@@ -4530,6 +5326,16 @@
               <w:jc w:val="center"/>
             </w:pPr>
             <w:r/>
+            <w:r>
+              <w:rPr>
+                <w:rFonts w:ascii="Calibri" w:hAnsi="Calibri"/>
+                <w:b w:val="0"/>
+                <w:i w:val="0"/>
+                <w:color w:val="C55A11"/>
+                <w:sz w:val="18"/>
+              </w:rPr>
+              <w:t xml:space="preserve">[ ]</w:t>
+            </w:r>
           </w:p>
         </w:tc>
         <w:tc>
@@ -4543,6 +5349,16 @@
               <w:jc w:val="center"/>
             </w:pPr>
             <w:r/>
+            <w:r>
+              <w:rPr>
+                <w:rFonts w:ascii="Calibri" w:hAnsi="Calibri"/>
+                <w:b w:val="0"/>
+                <w:i w:val="0"/>
+                <w:color w:val="C55A11"/>
+                <w:sz w:val="18"/>
+              </w:rPr>
+              <w:t xml:space="preserve">[ ]</w:t>
+            </w:r>
           </w:p>
         </w:tc>
       </w:tr>
@@ -4567,10 +5383,10 @@
                 <w:rFonts w:ascii="Calibri" w:hAnsi="Calibri"/>
                 <w:b w:val="0"/>
                 <w:i w:val="0"/>
-                <w:color w:val="000000"/>
-                <w:sz w:val="18"/>
-              </w:rPr>
-              <w:t>OQ-P14</w:t>
+                <w:color w:val="0B5CAD"/>
+                <w:sz w:val="18"/>
+              </w:rPr>
+              <w:t xml:space="preserve">[OQ-P14]</w:t>
             </w:r>
           </w:p>
         </w:tc>
@@ -4591,10 +5407,10 @@
                 <w:rFonts w:ascii="Calibri" w:hAnsi="Calibri"/>
                 <w:b w:val="0"/>
                 <w:i w:val="0"/>
-                <w:color w:val="000000"/>
-                <w:sz w:val="18"/>
-              </w:rPr>
-              <w:t>G</w:t>
+                <w:color w:val="0B5CAD"/>
+                <w:sz w:val="18"/>
+              </w:rPr>
+              <w:t xml:space="preserve">[G]</w:t>
             </w:r>
           </w:p>
         </w:tc>
@@ -4615,10 +5431,10 @@
                 <w:rFonts w:ascii="Calibri" w:hAnsi="Calibri"/>
                 <w:b w:val="0"/>
                 <w:i w:val="0"/>
-                <w:color w:val="000000"/>
-                <w:sz w:val="18"/>
-              </w:rPr>
-              <w:t>ред 7, десно | row 7, right</w:t>
+                <w:color w:val="0B5CAD"/>
+                <w:sz w:val="18"/>
+              </w:rPr>
+              <w:t xml:space="preserve">[ред 7, десно | row 7, right]</w:t>
             </w:r>
           </w:p>
         </w:tc>
@@ -4634,6 +5450,16 @@
               <w:jc w:val="center"/>
             </w:pPr>
             <w:r/>
+            <w:r>
+              <w:rPr>
+                <w:rFonts w:ascii="Calibri" w:hAnsi="Calibri"/>
+                <w:b w:val="0"/>
+                <w:i w:val="0"/>
+                <w:color w:val="C55A11"/>
+                <w:sz w:val="18"/>
+              </w:rPr>
+              <w:t xml:space="preserve">[ ]</w:t>
+            </w:r>
           </w:p>
         </w:tc>
         <w:tc>
@@ -4648,6 +5474,16 @@
               <w:jc w:val="center"/>
             </w:pPr>
             <w:r/>
+            <w:r>
+              <w:rPr>
+                <w:rFonts w:ascii="Calibri" w:hAnsi="Calibri"/>
+                <w:b w:val="0"/>
+                <w:i w:val="0"/>
+                <w:color w:val="C55A11"/>
+                <w:sz w:val="18"/>
+              </w:rPr>
+              <w:t xml:space="preserve">[ ]</w:t>
+            </w:r>
           </w:p>
         </w:tc>
         <w:tc>
@@ -4662,6 +5498,16 @@
               <w:jc w:val="center"/>
             </w:pPr>
             <w:r/>
+            <w:r>
+              <w:rPr>
+                <w:rFonts w:ascii="Calibri" w:hAnsi="Calibri"/>
+                <w:b w:val="0"/>
+                <w:i w:val="0"/>
+                <w:color w:val="C55A11"/>
+                <w:sz w:val="18"/>
+              </w:rPr>
+              <w:t xml:space="preserve">[ ]</w:t>
+            </w:r>
           </w:p>
         </w:tc>
       </w:tr>
@@ -4686,10 +5532,10 @@
                 <w:rFonts w:ascii="Calibri" w:hAnsi="Calibri"/>
                 <w:b w:val="0"/>
                 <w:i w:val="0"/>
-                <w:color w:val="000000"/>
-                <w:sz w:val="18"/>
-              </w:rPr>
-              <w:t>OQ-P15</w:t>
+                <w:color w:val="0B5CAD"/>
+                <w:sz w:val="18"/>
+              </w:rPr>
+              <w:t xml:space="preserve">[OQ-P15]</w:t>
             </w:r>
           </w:p>
         </w:tc>
@@ -4709,10 +5555,10 @@
                 <w:rFonts w:ascii="Calibri" w:hAnsi="Calibri"/>
                 <w:b w:val="0"/>
                 <w:i w:val="0"/>
-                <w:color w:val="000000"/>
-                <w:sz w:val="18"/>
-              </w:rPr>
-              <w:t>G</w:t>
+                <w:color w:val="0B5CAD"/>
+                <w:sz w:val="18"/>
+              </w:rPr>
+              <w:t xml:space="preserve">[G]</w:t>
             </w:r>
           </w:p>
         </w:tc>
@@ -4732,10 +5578,10 @@
                 <w:rFonts w:ascii="Calibri" w:hAnsi="Calibri"/>
                 <w:b w:val="0"/>
                 <w:i w:val="0"/>
-                <w:color w:val="000000"/>
-                <w:sz w:val="18"/>
-              </w:rPr>
-              <w:t>ред 8, лево | row 8, left</w:t>
+                <w:color w:val="0B5CAD"/>
+                <w:sz w:val="18"/>
+              </w:rPr>
+              <w:t xml:space="preserve">[ред 8, лево | row 8, left]</w:t>
             </w:r>
           </w:p>
         </w:tc>
@@ -4750,6 +5596,16 @@
               <w:jc w:val="center"/>
             </w:pPr>
             <w:r/>
+            <w:r>
+              <w:rPr>
+                <w:rFonts w:ascii="Calibri" w:hAnsi="Calibri"/>
+                <w:b w:val="0"/>
+                <w:i w:val="0"/>
+                <w:color w:val="C55A11"/>
+                <w:sz w:val="18"/>
+              </w:rPr>
+              <w:t xml:space="preserve">[ ]</w:t>
+            </w:r>
           </w:p>
         </w:tc>
         <w:tc>
@@ -4763,6 +5619,16 @@
               <w:jc w:val="center"/>
             </w:pPr>
             <w:r/>
+            <w:r>
+              <w:rPr>
+                <w:rFonts w:ascii="Calibri" w:hAnsi="Calibri"/>
+                <w:b w:val="0"/>
+                <w:i w:val="0"/>
+                <w:color w:val="C55A11"/>
+                <w:sz w:val="18"/>
+              </w:rPr>
+              <w:t xml:space="preserve">[ ]</w:t>
+            </w:r>
           </w:p>
         </w:tc>
         <w:tc>
@@ -4776,6 +5642,16 @@
               <w:jc w:val="center"/>
             </w:pPr>
             <w:r/>
+            <w:r>
+              <w:rPr>
+                <w:rFonts w:ascii="Calibri" w:hAnsi="Calibri"/>
+                <w:b w:val="0"/>
+                <w:i w:val="0"/>
+                <w:color w:val="C55A11"/>
+                <w:sz w:val="18"/>
+              </w:rPr>
+              <w:t xml:space="preserve">[ ]</w:t>
+            </w:r>
           </w:p>
         </w:tc>
       </w:tr>
@@ -4800,10 +5676,10 @@
                 <w:rFonts w:ascii="Calibri" w:hAnsi="Calibri"/>
                 <w:b w:val="0"/>
                 <w:i w:val="0"/>
-                <w:color w:val="000000"/>
-                <w:sz w:val="18"/>
-              </w:rPr>
-              <w:t>OQ-P16</w:t>
+                <w:color w:val="0B5CAD"/>
+                <w:sz w:val="18"/>
+              </w:rPr>
+              <w:t xml:space="preserve">[OQ-P16]</w:t>
             </w:r>
           </w:p>
         </w:tc>
@@ -4824,10 +5700,10 @@
                 <w:rFonts w:ascii="Calibri" w:hAnsi="Calibri"/>
                 <w:b w:val="0"/>
                 <w:i w:val="0"/>
-                <w:color w:val="000000"/>
-                <w:sz w:val="18"/>
-              </w:rPr>
-              <w:t>G</w:t>
+                <w:color w:val="0B5CAD"/>
+                <w:sz w:val="18"/>
+              </w:rPr>
+              <w:t xml:space="preserve">[G]</w:t>
             </w:r>
           </w:p>
         </w:tc>
@@ -4848,10 +5724,10 @@
                 <w:rFonts w:ascii="Calibri" w:hAnsi="Calibri"/>
                 <w:b w:val="0"/>
                 <w:i w:val="0"/>
-                <w:color w:val="000000"/>
-                <w:sz w:val="18"/>
-              </w:rPr>
-              <w:t>ред 8, десно | row 8, right</w:t>
+                <w:color w:val="0B5CAD"/>
+                <w:sz w:val="18"/>
+              </w:rPr>
+              <w:t xml:space="preserve">[ред 8, десно | row 8, right]</w:t>
             </w:r>
           </w:p>
         </w:tc>
@@ -4867,6 +5743,16 @@
               <w:jc w:val="center"/>
             </w:pPr>
             <w:r/>
+            <w:r>
+              <w:rPr>
+                <w:rFonts w:ascii="Calibri" w:hAnsi="Calibri"/>
+                <w:b w:val="0"/>
+                <w:i w:val="0"/>
+                <w:color w:val="C55A11"/>
+                <w:sz w:val="18"/>
+              </w:rPr>
+              <w:t xml:space="preserve">[ ]</w:t>
+            </w:r>
           </w:p>
         </w:tc>
         <w:tc>
@@ -4881,6 +5767,16 @@
               <w:jc w:val="center"/>
             </w:pPr>
             <w:r/>
+            <w:r>
+              <w:rPr>
+                <w:rFonts w:ascii="Calibri" w:hAnsi="Calibri"/>
+                <w:b w:val="0"/>
+                <w:i w:val="0"/>
+                <w:color w:val="C55A11"/>
+                <w:sz w:val="18"/>
+              </w:rPr>
+              <w:t xml:space="preserve">[ ]</w:t>
+            </w:r>
           </w:p>
         </w:tc>
         <w:tc>
@@ -4895,6 +5791,16 @@
               <w:jc w:val="center"/>
             </w:pPr>
             <w:r/>
+            <w:r>
+              <w:rPr>
+                <w:rFonts w:ascii="Calibri" w:hAnsi="Calibri"/>
+                <w:b w:val="0"/>
+                <w:i w:val="0"/>
+                <w:color w:val="C55A11"/>
+                <w:sz w:val="18"/>
+              </w:rPr>
+              <w:t xml:space="preserve">[ ]</w:t>
+            </w:r>
           </w:p>
         </w:tc>
       </w:tr>
@@ -4919,10 +5825,10 @@
                 <w:rFonts w:ascii="Calibri" w:hAnsi="Calibri"/>
                 <w:b w:val="0"/>
                 <w:i w:val="0"/>
-                <w:color w:val="000000"/>
-                <w:sz w:val="18"/>
-              </w:rPr>
-              <w:t>OQ-P17</w:t>
+                <w:color w:val="0B5CAD"/>
+                <w:sz w:val="18"/>
+              </w:rPr>
+              <w:t xml:space="preserve">[OQ-P17]</w:t>
             </w:r>
           </w:p>
         </w:tc>
@@ -4942,10 +5848,10 @@
                 <w:rFonts w:ascii="Calibri" w:hAnsi="Calibri"/>
                 <w:b w:val="0"/>
                 <w:i w:val="0"/>
-                <w:color w:val="000000"/>
-                <w:sz w:val="18"/>
-              </w:rPr>
-              <w:t>G</w:t>
+                <w:color w:val="0B5CAD"/>
+                <w:sz w:val="18"/>
+              </w:rPr>
+              <w:t xml:space="preserve">[G]</w:t>
             </w:r>
           </w:p>
         </w:tc>
@@ -4965,10 +5871,10 @@
                 <w:rFonts w:ascii="Calibri" w:hAnsi="Calibri"/>
                 <w:b w:val="0"/>
                 <w:i w:val="0"/>
-                <w:color w:val="000000"/>
-                <w:sz w:val="18"/>
-              </w:rPr>
-              <w:t>ред 9, лево | row 9, left</w:t>
+                <w:color w:val="0B5CAD"/>
+                <w:sz w:val="18"/>
+              </w:rPr>
+              <w:t xml:space="preserve">[ред 9, лево | row 9, left]</w:t>
             </w:r>
           </w:p>
         </w:tc>
@@ -4983,6 +5889,16 @@
               <w:jc w:val="center"/>
             </w:pPr>
             <w:r/>
+            <w:r>
+              <w:rPr>
+                <w:rFonts w:ascii="Calibri" w:hAnsi="Calibri"/>
+                <w:b w:val="0"/>
+                <w:i w:val="0"/>
+                <w:color w:val="C55A11"/>
+                <w:sz w:val="18"/>
+              </w:rPr>
+              <w:t xml:space="preserve">[ ]</w:t>
+            </w:r>
           </w:p>
         </w:tc>
         <w:tc>
@@ -4996,6 +5912,16 @@
               <w:jc w:val="center"/>
             </w:pPr>
             <w:r/>
+            <w:r>
+              <w:rPr>
+                <w:rFonts w:ascii="Calibri" w:hAnsi="Calibri"/>
+                <w:b w:val="0"/>
+                <w:i w:val="0"/>
+                <w:color w:val="C55A11"/>
+                <w:sz w:val="18"/>
+              </w:rPr>
+              <w:t xml:space="preserve">[ ]</w:t>
+            </w:r>
           </w:p>
         </w:tc>
         <w:tc>
@@ -5009,6 +5935,16 @@
               <w:jc w:val="center"/>
             </w:pPr>
             <w:r/>
+            <w:r>
+              <w:rPr>
+                <w:rFonts w:ascii="Calibri" w:hAnsi="Calibri"/>
+                <w:b w:val="0"/>
+                <w:i w:val="0"/>
+                <w:color w:val="C55A11"/>
+                <w:sz w:val="18"/>
+              </w:rPr>
+              <w:t xml:space="preserve">[ ]</w:t>
+            </w:r>
           </w:p>
         </w:tc>
       </w:tr>
@@ -5033,10 +5969,10 @@
                 <w:rFonts w:ascii="Calibri" w:hAnsi="Calibri"/>
                 <w:b w:val="0"/>
                 <w:i w:val="0"/>
-                <w:color w:val="000000"/>
-                <w:sz w:val="18"/>
-              </w:rPr>
-              <w:t>OQ-P18</w:t>
+                <w:color w:val="0B5CAD"/>
+                <w:sz w:val="18"/>
+              </w:rPr>
+              <w:t xml:space="preserve">[OQ-P18]</w:t>
             </w:r>
           </w:p>
         </w:tc>
@@ -5057,10 +5993,10 @@
                 <w:rFonts w:ascii="Calibri" w:hAnsi="Calibri"/>
                 <w:b w:val="0"/>
                 <w:i w:val="0"/>
-                <w:color w:val="000000"/>
-                <w:sz w:val="18"/>
-              </w:rPr>
-              <w:t>G</w:t>
+                <w:color w:val="0B5CAD"/>
+                <w:sz w:val="18"/>
+              </w:rPr>
+              <w:t xml:space="preserve">[G]</w:t>
             </w:r>
           </w:p>
         </w:tc>
@@ -5081,10 +6017,10 @@
                 <w:rFonts w:ascii="Calibri" w:hAnsi="Calibri"/>
                 <w:b w:val="0"/>
                 <w:i w:val="0"/>
-                <w:color w:val="000000"/>
-                <w:sz w:val="18"/>
-              </w:rPr>
-              <w:t>ред 9, десно | row 9, right</w:t>
+                <w:color w:val="0B5CAD"/>
+                <w:sz w:val="18"/>
+              </w:rPr>
+              <w:t xml:space="preserve">[ред 9, десно | row 9, right]</w:t>
             </w:r>
           </w:p>
         </w:tc>
@@ -5100,6 +6036,16 @@
               <w:jc w:val="center"/>
             </w:pPr>
             <w:r/>
+            <w:r>
+              <w:rPr>
+                <w:rFonts w:ascii="Calibri" w:hAnsi="Calibri"/>
+                <w:b w:val="0"/>
+                <w:i w:val="0"/>
+                <w:color w:val="C55A11"/>
+                <w:sz w:val="18"/>
+              </w:rPr>
+              <w:t xml:space="preserve">[ ]</w:t>
+            </w:r>
           </w:p>
         </w:tc>
         <w:tc>
@@ -5114,6 +6060,16 @@
               <w:jc w:val="center"/>
             </w:pPr>
             <w:r/>
+            <w:r>
+              <w:rPr>
+                <w:rFonts w:ascii="Calibri" w:hAnsi="Calibri"/>
+                <w:b w:val="0"/>
+                <w:i w:val="0"/>
+                <w:color w:val="C55A11"/>
+                <w:sz w:val="18"/>
+              </w:rPr>
+              <w:t xml:space="preserve">[ ]</w:t>
+            </w:r>
           </w:p>
         </w:tc>
         <w:tc>
@@ -5128,6 +6084,16 @@
               <w:jc w:val="center"/>
             </w:pPr>
             <w:r/>
+            <w:r>
+              <w:rPr>
+                <w:rFonts w:ascii="Calibri" w:hAnsi="Calibri"/>
+                <w:b w:val="0"/>
+                <w:i w:val="0"/>
+                <w:color w:val="C55A11"/>
+                <w:sz w:val="18"/>
+              </w:rPr>
+              <w:t xml:space="preserve">[ ]</w:t>
+            </w:r>
           </w:p>
         </w:tc>
       </w:tr>
@@ -5152,10 +6118,10 @@
                 <w:rFonts w:ascii="Calibri" w:hAnsi="Calibri"/>
                 <w:b w:val="0"/>
                 <w:i w:val="0"/>
-                <w:color w:val="000000"/>
-                <w:sz w:val="18"/>
-              </w:rPr>
-              <w:t>OQ-P19</w:t>
+                <w:color w:val="0B5CAD"/>
+                <w:sz w:val="18"/>
+              </w:rPr>
+              <w:t xml:space="preserve">[OQ-P19]</w:t>
             </w:r>
           </w:p>
         </w:tc>
@@ -5175,10 +6141,10 @@
                 <w:rFonts w:ascii="Calibri" w:hAnsi="Calibri"/>
                 <w:b w:val="0"/>
                 <w:i w:val="0"/>
-                <w:color w:val="000000"/>
-                <w:sz w:val="18"/>
-              </w:rPr>
-              <w:t>G</w:t>
+                <w:color w:val="0B5CAD"/>
+                <w:sz w:val="18"/>
+              </w:rPr>
+              <w:t xml:space="preserve">[G]</w:t>
             </w:r>
           </w:p>
         </w:tc>
@@ -5198,10 +6164,10 @@
                 <w:rFonts w:ascii="Calibri" w:hAnsi="Calibri"/>
                 <w:b w:val="0"/>
                 <w:i w:val="0"/>
-                <w:color w:val="000000"/>
-                <w:sz w:val="18"/>
-              </w:rPr>
-              <w:t>ред 10, лево | row 10, left</w:t>
+                <w:color w:val="0B5CAD"/>
+                <w:sz w:val="18"/>
+              </w:rPr>
+              <w:t xml:space="preserve">[ред 10, лево | row 10, left]</w:t>
             </w:r>
           </w:p>
         </w:tc>
@@ -5216,6 +6182,16 @@
               <w:jc w:val="center"/>
             </w:pPr>
             <w:r/>
+            <w:r>
+              <w:rPr>
+                <w:rFonts w:ascii="Calibri" w:hAnsi="Calibri"/>
+                <w:b w:val="0"/>
+                <w:i w:val="0"/>
+                <w:color w:val="C55A11"/>
+                <w:sz w:val="18"/>
+              </w:rPr>
+              <w:t xml:space="preserve">[ ]</w:t>
+            </w:r>
           </w:p>
         </w:tc>
         <w:tc>
@@ -5229,6 +6205,16 @@
               <w:jc w:val="center"/>
             </w:pPr>
             <w:r/>
+            <w:r>
+              <w:rPr>
+                <w:rFonts w:ascii="Calibri" w:hAnsi="Calibri"/>
+                <w:b w:val="0"/>
+                <w:i w:val="0"/>
+                <w:color w:val="C55A11"/>
+                <w:sz w:val="18"/>
+              </w:rPr>
+              <w:t xml:space="preserve">[ ]</w:t>
+            </w:r>
           </w:p>
         </w:tc>
         <w:tc>
@@ -5242,6 +6228,16 @@
               <w:jc w:val="center"/>
             </w:pPr>
             <w:r/>
+            <w:r>
+              <w:rPr>
+                <w:rFonts w:ascii="Calibri" w:hAnsi="Calibri"/>
+                <w:b w:val="0"/>
+                <w:i w:val="0"/>
+                <w:color w:val="C55A11"/>
+                <w:sz w:val="18"/>
+              </w:rPr>
+              <w:t xml:space="preserve">[ ]</w:t>
+            </w:r>
           </w:p>
         </w:tc>
       </w:tr>
@@ -5266,10 +6262,10 @@
                 <w:rFonts w:ascii="Calibri" w:hAnsi="Calibri"/>
                 <w:b w:val="0"/>
                 <w:i w:val="0"/>
-                <w:color w:val="000000"/>
-                <w:sz w:val="18"/>
-              </w:rPr>
-              <w:t>OQ-P20</w:t>
+                <w:color w:val="0B5CAD"/>
+                <w:sz w:val="18"/>
+              </w:rPr>
+              <w:t xml:space="preserve">[OQ-P20]</w:t>
             </w:r>
           </w:p>
         </w:tc>
@@ -5290,10 +6286,10 @@
                 <w:rFonts w:ascii="Calibri" w:hAnsi="Calibri"/>
                 <w:b w:val="0"/>
                 <w:i w:val="0"/>
-                <w:color w:val="000000"/>
-                <w:sz w:val="18"/>
-              </w:rPr>
-              <w:t>G</w:t>
+                <w:color w:val="0B5CAD"/>
+                <w:sz w:val="18"/>
+              </w:rPr>
+              <w:t xml:space="preserve">[G]</w:t>
             </w:r>
           </w:p>
         </w:tc>
@@ -5314,10 +6310,10 @@
                 <w:rFonts w:ascii="Calibri" w:hAnsi="Calibri"/>
                 <w:b w:val="0"/>
                 <w:i w:val="0"/>
-                <w:color w:val="000000"/>
-                <w:sz w:val="18"/>
-              </w:rPr>
-              <w:t>ред 10, десно | row 10, right</w:t>
+                <w:color w:val="0B5CAD"/>
+                <w:sz w:val="18"/>
+              </w:rPr>
+              <w:t xml:space="preserve">[ред 10, десно | row 10, right]</w:t>
             </w:r>
           </w:p>
         </w:tc>
@@ -5333,6 +6329,16 @@
               <w:jc w:val="center"/>
             </w:pPr>
             <w:r/>
+            <w:r>
+              <w:rPr>
+                <w:rFonts w:ascii="Calibri" w:hAnsi="Calibri"/>
+                <w:b w:val="0"/>
+                <w:i w:val="0"/>
+                <w:color w:val="C55A11"/>
+                <w:sz w:val="18"/>
+              </w:rPr>
+              <w:t xml:space="preserve">[ ]</w:t>
+            </w:r>
           </w:p>
         </w:tc>
         <w:tc>
@@ -5347,6 +6353,16 @@
               <w:jc w:val="center"/>
             </w:pPr>
             <w:r/>
+            <w:r>
+              <w:rPr>
+                <w:rFonts w:ascii="Calibri" w:hAnsi="Calibri"/>
+                <w:b w:val="0"/>
+                <w:i w:val="0"/>
+                <w:color w:val="C55A11"/>
+                <w:sz w:val="18"/>
+              </w:rPr>
+              <w:t xml:space="preserve">[ ]</w:t>
+            </w:r>
           </w:p>
         </w:tc>
         <w:tc>
@@ -5361,6 +6377,1332 @@
               <w:jc w:val="center"/>
             </w:pPr>
             <w:r/>
+            <w:r>
+              <w:rPr>
+                <w:rFonts w:ascii="Calibri" w:hAnsi="Calibri"/>
+                <w:b w:val="0"/>
+                <w:i w:val="0"/>
+                <w:color w:val="C55A11"/>
+                <w:sz w:val="18"/>
+              </w:rPr>
+              <w:t xml:space="preserve">[ ]</w:t>
+            </w:r>
+          </w:p>
+        </w:tc>
+      </w:tr>
+      <w:tr>
+        <w:trPr>
+          <w:cantSplit/>
+        </w:trPr>
+        <w:tc>
+          <w:tcPr>
+            <w:shd w:val="clear" w:color="auto" w:fill="F2F2F2"/>
+            <w:vAlign w:val="center"/>
+            <w:tcW w:type="dxa" w:w="2007"/>
+          </w:tcPr>
+          <w:p>
+            <w:pPr>
+              <w:spacing w:before="20" w:after="20"/>
+              <w:jc w:val="center"/>
+            </w:pPr>
+            <w:r/>
+            <w:r>
+              <w:rPr>
+                <w:rFonts w:ascii="Calibri" w:hAnsi="Calibri"/>
+                <w:b w:val="0"/>
+                <w:i w:val="0"/>
+                <w:color w:val="0B5CAD"/>
+                <w:sz w:val="18"/>
+              </w:rPr>
+              <w:t xml:space="preserve">[OQ-P21]</w:t>
+            </w:r>
+          </w:p>
+        </w:tc>
+        <w:tc>
+          <w:tcPr>
+            <w:vAlign w:val="center"/>
+            <w:tcW w:type="dxa" w:w="1533"/>
+          </w:tcPr>
+          <w:p>
+            <w:pPr>
+              <w:spacing w:before="20" w:after="20"/>
+              <w:jc w:val="center"/>
+            </w:pPr>
+            <w:r/>
+            <w:r>
+              <w:rPr>
+                <w:rFonts w:ascii="Calibri" w:hAnsi="Calibri"/>
+                <w:b w:val="0"/>
+                <w:i w:val="0"/>
+                <w:color w:val="0B5CAD"/>
+                <w:sz w:val="18"/>
+              </w:rPr>
+              <w:t xml:space="preserve">[G]</w:t>
+            </w:r>
+          </w:p>
+        </w:tc>
+        <w:tc>
+          <w:tcPr>
+            <w:vAlign w:val="center"/>
+            <w:tcW w:type="dxa" w:w="2948"/>
+          </w:tcPr>
+          <w:p>
+            <w:pPr>
+              <w:spacing w:before="20" w:after="20"/>
+              <w:jc w:val="center"/>
+            </w:pPr>
+            <w:r/>
+            <w:r>
+              <w:rPr>
+                <w:rFonts w:ascii="Calibri" w:hAnsi="Calibri"/>
+                <w:b w:val="0"/>
+                <w:i w:val="0"/>
+                <w:color w:val="0B5CAD"/>
+                <w:sz w:val="18"/>
+              </w:rPr>
+              <w:t xml:space="preserve">[ред 11, лево | row 11, left]</w:t>
+            </w:r>
+          </w:p>
+        </w:tc>
+        <w:tc>
+          <w:tcPr>
+            <w:vAlign w:val="center"/>
+            <w:tcW w:type="dxa" w:w="2970"/>
+          </w:tcPr>
+          <w:p>
+            <w:pPr>
+              <w:spacing w:before="20" w:after="20"/>
+              <w:jc w:val="center"/>
+            </w:pPr>
+            <w:r/>
+            <w:r>
+              <w:rPr>
+                <w:rFonts w:ascii="Calibri" w:hAnsi="Calibri"/>
+                <w:b w:val="0"/>
+                <w:i w:val="0"/>
+                <w:color w:val="C55A11"/>
+                <w:sz w:val="18"/>
+              </w:rPr>
+              <w:t xml:space="preserve">[ ]</w:t>
+            </w:r>
+          </w:p>
+        </w:tc>
+        <w:tc>
+          <w:tcPr>
+            <w:vAlign w:val="center"/>
+            <w:tcW w:type="dxa" w:w="2970"/>
+          </w:tcPr>
+          <w:p>
+            <w:pPr>
+              <w:spacing w:before="20" w:after="20"/>
+              <w:jc w:val="center"/>
+            </w:pPr>
+            <w:r/>
+            <w:r>
+              <w:rPr>
+                <w:rFonts w:ascii="Calibri" w:hAnsi="Calibri"/>
+                <w:b w:val="0"/>
+                <w:i w:val="0"/>
+                <w:color w:val="C55A11"/>
+                <w:sz w:val="18"/>
+              </w:rPr>
+              <w:t xml:space="preserve">[ ]</w:t>
+            </w:r>
+          </w:p>
+        </w:tc>
+        <w:tc>
+          <w:tcPr>
+            <w:vAlign w:val="center"/>
+            <w:tcW w:type="dxa" w:w="2970"/>
+          </w:tcPr>
+          <w:p>
+            <w:pPr>
+              <w:spacing w:before="20" w:after="20"/>
+              <w:jc w:val="center"/>
+            </w:pPr>
+            <w:r/>
+            <w:r>
+              <w:rPr>
+                <w:rFonts w:ascii="Calibri" w:hAnsi="Calibri"/>
+                <w:b w:val="0"/>
+                <w:i w:val="0"/>
+                <w:color w:val="C55A11"/>
+                <w:sz w:val="18"/>
+              </w:rPr>
+              <w:t xml:space="preserve">[ ]</w:t>
+            </w:r>
+          </w:p>
+        </w:tc>
+      </w:tr>
+      <w:tr>
+        <w:trPr>
+          <w:cantSplit/>
+        </w:trPr>
+        <w:tc>
+          <w:tcPr>
+            <w:shd w:val="clear" w:color="auto" w:fill="F2F2F2"/>
+            <w:vAlign w:val="center"/>
+            <w:tcW w:type="dxa" w:w="2007"/>
+          </w:tcPr>
+          <w:p>
+            <w:pPr>
+              <w:spacing w:before="20" w:after="20"/>
+              <w:jc w:val="center"/>
+            </w:pPr>
+            <w:r/>
+            <w:r>
+              <w:rPr>
+                <w:rFonts w:ascii="Calibri" w:hAnsi="Calibri"/>
+                <w:b w:val="0"/>
+                <w:i w:val="0"/>
+                <w:color w:val="0B5CAD"/>
+                <w:sz w:val="18"/>
+              </w:rPr>
+              <w:t xml:space="preserve">[OQ-P22]</w:t>
+            </w:r>
+          </w:p>
+        </w:tc>
+        <w:tc>
+          <w:tcPr>
+            <w:shd w:val="clear" w:color="auto" w:fill="F7FAFC"/>
+            <w:vAlign w:val="center"/>
+            <w:tcW w:type="dxa" w:w="1533"/>
+          </w:tcPr>
+          <w:p>
+            <w:pPr>
+              <w:spacing w:before="20" w:after="20"/>
+              <w:jc w:val="center"/>
+            </w:pPr>
+            <w:r/>
+            <w:r>
+              <w:rPr>
+                <w:rFonts w:ascii="Calibri" w:hAnsi="Calibri"/>
+                <w:b w:val="0"/>
+                <w:i w:val="0"/>
+                <w:color w:val="0B5CAD"/>
+                <w:sz w:val="18"/>
+              </w:rPr>
+              <w:t xml:space="preserve">[G]</w:t>
+            </w:r>
+          </w:p>
+        </w:tc>
+        <w:tc>
+          <w:tcPr>
+            <w:shd w:val="clear" w:color="auto" w:fill="F7FAFC"/>
+            <w:vAlign w:val="center"/>
+            <w:tcW w:type="dxa" w:w="2948"/>
+          </w:tcPr>
+          <w:p>
+            <w:pPr>
+              <w:spacing w:before="20" w:after="20"/>
+              <w:jc w:val="center"/>
+            </w:pPr>
+            <w:r/>
+            <w:r>
+              <w:rPr>
+                <w:rFonts w:ascii="Calibri" w:hAnsi="Calibri"/>
+                <w:b w:val="0"/>
+                <w:i w:val="0"/>
+                <w:color w:val="0B5CAD"/>
+                <w:sz w:val="18"/>
+              </w:rPr>
+              <w:t xml:space="preserve">[ред 11, десно | row 11, right]</w:t>
+            </w:r>
+          </w:p>
+        </w:tc>
+        <w:tc>
+          <w:tcPr>
+            <w:shd w:val="clear" w:color="auto" w:fill="F7FAFC"/>
+            <w:vAlign w:val="center"/>
+            <w:tcW w:type="dxa" w:w="2970"/>
+          </w:tcPr>
+          <w:p>
+            <w:pPr>
+              <w:spacing w:before="20" w:after="20"/>
+              <w:jc w:val="center"/>
+            </w:pPr>
+            <w:r/>
+            <w:r>
+              <w:rPr>
+                <w:rFonts w:ascii="Calibri" w:hAnsi="Calibri"/>
+                <w:b w:val="0"/>
+                <w:i w:val="0"/>
+                <w:color w:val="C55A11"/>
+                <w:sz w:val="18"/>
+              </w:rPr>
+              <w:t xml:space="preserve">[ ]</w:t>
+            </w:r>
+          </w:p>
+        </w:tc>
+        <w:tc>
+          <w:tcPr>
+            <w:shd w:val="clear" w:color="auto" w:fill="F7FAFC"/>
+            <w:vAlign w:val="center"/>
+            <w:tcW w:type="dxa" w:w="2970"/>
+          </w:tcPr>
+          <w:p>
+            <w:pPr>
+              <w:spacing w:before="20" w:after="20"/>
+              <w:jc w:val="center"/>
+            </w:pPr>
+            <w:r/>
+            <w:r>
+              <w:rPr>
+                <w:rFonts w:ascii="Calibri" w:hAnsi="Calibri"/>
+                <w:b w:val="0"/>
+                <w:i w:val="0"/>
+                <w:color w:val="C55A11"/>
+                <w:sz w:val="18"/>
+              </w:rPr>
+              <w:t xml:space="preserve">[ ]</w:t>
+            </w:r>
+          </w:p>
+        </w:tc>
+        <w:tc>
+          <w:tcPr>
+            <w:shd w:val="clear" w:color="auto" w:fill="F7FAFC"/>
+            <w:vAlign w:val="center"/>
+            <w:tcW w:type="dxa" w:w="2970"/>
+          </w:tcPr>
+          <w:p>
+            <w:pPr>
+              <w:spacing w:before="20" w:after="20"/>
+              <w:jc w:val="center"/>
+            </w:pPr>
+            <w:r/>
+            <w:r>
+              <w:rPr>
+                <w:rFonts w:ascii="Calibri" w:hAnsi="Calibri"/>
+                <w:b w:val="0"/>
+                <w:i w:val="0"/>
+                <w:color w:val="C55A11"/>
+                <w:sz w:val="18"/>
+              </w:rPr>
+              <w:t xml:space="preserve">[ ]</w:t>
+            </w:r>
+          </w:p>
+        </w:tc>
+      </w:tr>
+      <w:tr>
+        <w:trPr>
+          <w:cantSplit/>
+        </w:trPr>
+        <w:tc>
+          <w:tcPr>
+            <w:shd w:val="clear" w:color="auto" w:fill="F2F2F2"/>
+            <w:vAlign w:val="center"/>
+            <w:tcW w:type="dxa" w:w="2007"/>
+          </w:tcPr>
+          <w:p>
+            <w:pPr>
+              <w:spacing w:before="20" w:after="20"/>
+              <w:jc w:val="center"/>
+            </w:pPr>
+            <w:r/>
+            <w:r>
+              <w:rPr>
+                <w:rFonts w:ascii="Calibri" w:hAnsi="Calibri"/>
+                <w:b w:val="0"/>
+                <w:i w:val="0"/>
+                <w:color w:val="0B5CAD"/>
+                <w:sz w:val="18"/>
+              </w:rPr>
+              <w:t xml:space="preserve">[OQ-P23]</w:t>
+            </w:r>
+          </w:p>
+        </w:tc>
+        <w:tc>
+          <w:tcPr>
+            <w:vAlign w:val="center"/>
+            <w:tcW w:type="dxa" w:w="1533"/>
+          </w:tcPr>
+          <w:p>
+            <w:pPr>
+              <w:spacing w:before="20" w:after="20"/>
+              <w:jc w:val="center"/>
+            </w:pPr>
+            <w:r/>
+            <w:r>
+              <w:rPr>
+                <w:rFonts w:ascii="Calibri" w:hAnsi="Calibri"/>
+                <w:b w:val="0"/>
+                <w:i w:val="0"/>
+                <w:color w:val="0B5CAD"/>
+                <w:sz w:val="18"/>
+              </w:rPr>
+              <w:t xml:space="preserve">[G]</w:t>
+            </w:r>
+          </w:p>
+        </w:tc>
+        <w:tc>
+          <w:tcPr>
+            <w:vAlign w:val="center"/>
+            <w:tcW w:type="dxa" w:w="2948"/>
+          </w:tcPr>
+          <w:p>
+            <w:pPr>
+              <w:spacing w:before="20" w:after="20"/>
+              <w:jc w:val="center"/>
+            </w:pPr>
+            <w:r/>
+            <w:r>
+              <w:rPr>
+                <w:rFonts w:ascii="Calibri" w:hAnsi="Calibri"/>
+                <w:b w:val="0"/>
+                <w:i w:val="0"/>
+                <w:color w:val="0B5CAD"/>
+                <w:sz w:val="18"/>
+              </w:rPr>
+              <w:t xml:space="preserve">[ред 12, лево | row 12, left]</w:t>
+            </w:r>
+          </w:p>
+        </w:tc>
+        <w:tc>
+          <w:tcPr>
+            <w:vAlign w:val="center"/>
+            <w:tcW w:type="dxa" w:w="2970"/>
+          </w:tcPr>
+          <w:p>
+            <w:pPr>
+              <w:spacing w:before="20" w:after="20"/>
+              <w:jc w:val="center"/>
+            </w:pPr>
+            <w:r/>
+            <w:r>
+              <w:rPr>
+                <w:rFonts w:ascii="Calibri" w:hAnsi="Calibri"/>
+                <w:b w:val="0"/>
+                <w:i w:val="0"/>
+                <w:color w:val="C55A11"/>
+                <w:sz w:val="18"/>
+              </w:rPr>
+              <w:t xml:space="preserve">[ ]</w:t>
+            </w:r>
+          </w:p>
+        </w:tc>
+        <w:tc>
+          <w:tcPr>
+            <w:vAlign w:val="center"/>
+            <w:tcW w:type="dxa" w:w="2970"/>
+          </w:tcPr>
+          <w:p>
+            <w:pPr>
+              <w:spacing w:before="20" w:after="20"/>
+              <w:jc w:val="center"/>
+            </w:pPr>
+            <w:r/>
+            <w:r>
+              <w:rPr>
+                <w:rFonts w:ascii="Calibri" w:hAnsi="Calibri"/>
+                <w:b w:val="0"/>
+                <w:i w:val="0"/>
+                <w:color w:val="C55A11"/>
+                <w:sz w:val="18"/>
+              </w:rPr>
+              <w:t xml:space="preserve">[ ]</w:t>
+            </w:r>
+          </w:p>
+        </w:tc>
+        <w:tc>
+          <w:tcPr>
+            <w:vAlign w:val="center"/>
+            <w:tcW w:type="dxa" w:w="2970"/>
+          </w:tcPr>
+          <w:p>
+            <w:pPr>
+              <w:spacing w:before="20" w:after="20"/>
+              <w:jc w:val="center"/>
+            </w:pPr>
+            <w:r/>
+            <w:r>
+              <w:rPr>
+                <w:rFonts w:ascii="Calibri" w:hAnsi="Calibri"/>
+                <w:b w:val="0"/>
+                <w:i w:val="0"/>
+                <w:color w:val="C55A11"/>
+                <w:sz w:val="18"/>
+              </w:rPr>
+              <w:t xml:space="preserve">[ ]</w:t>
+            </w:r>
+          </w:p>
+        </w:tc>
+      </w:tr>
+      <w:tr>
+        <w:trPr>
+          <w:cantSplit/>
+        </w:trPr>
+        <w:tc>
+          <w:tcPr>
+            <w:shd w:val="clear" w:color="auto" w:fill="F2F2F2"/>
+            <w:vAlign w:val="center"/>
+            <w:tcW w:type="dxa" w:w="2007"/>
+          </w:tcPr>
+          <w:p>
+            <w:pPr>
+              <w:spacing w:before="20" w:after="20"/>
+              <w:jc w:val="center"/>
+            </w:pPr>
+            <w:r/>
+            <w:r>
+              <w:rPr>
+                <w:rFonts w:ascii="Calibri" w:hAnsi="Calibri"/>
+                <w:b w:val="0"/>
+                <w:i w:val="0"/>
+                <w:color w:val="0B5CAD"/>
+                <w:sz w:val="18"/>
+              </w:rPr>
+              <w:t xml:space="preserve">[OQ-P24]</w:t>
+            </w:r>
+          </w:p>
+        </w:tc>
+        <w:tc>
+          <w:tcPr>
+            <w:shd w:val="clear" w:color="auto" w:fill="F7FAFC"/>
+            <w:vAlign w:val="center"/>
+            <w:tcW w:type="dxa" w:w="1533"/>
+          </w:tcPr>
+          <w:p>
+            <w:pPr>
+              <w:spacing w:before="20" w:after="20"/>
+              <w:jc w:val="center"/>
+            </w:pPr>
+            <w:r/>
+            <w:r>
+              <w:rPr>
+                <w:rFonts w:ascii="Calibri" w:hAnsi="Calibri"/>
+                <w:b w:val="0"/>
+                <w:i w:val="0"/>
+                <w:color w:val="0B5CAD"/>
+                <w:sz w:val="18"/>
+              </w:rPr>
+              <w:t xml:space="preserve">[G]</w:t>
+            </w:r>
+          </w:p>
+        </w:tc>
+        <w:tc>
+          <w:tcPr>
+            <w:shd w:val="clear" w:color="auto" w:fill="F7FAFC"/>
+            <w:vAlign w:val="center"/>
+            <w:tcW w:type="dxa" w:w="2948"/>
+          </w:tcPr>
+          <w:p>
+            <w:pPr>
+              <w:spacing w:before="20" w:after="20"/>
+              <w:jc w:val="center"/>
+            </w:pPr>
+            <w:r/>
+            <w:r>
+              <w:rPr>
+                <w:rFonts w:ascii="Calibri" w:hAnsi="Calibri"/>
+                <w:b w:val="0"/>
+                <w:i w:val="0"/>
+                <w:color w:val="0B5CAD"/>
+                <w:sz w:val="18"/>
+              </w:rPr>
+              <w:t xml:space="preserve">[ред 12, десно | row 12, right]</w:t>
+            </w:r>
+          </w:p>
+        </w:tc>
+        <w:tc>
+          <w:tcPr>
+            <w:shd w:val="clear" w:color="auto" w:fill="F7FAFC"/>
+            <w:vAlign w:val="center"/>
+            <w:tcW w:type="dxa" w:w="2970"/>
+          </w:tcPr>
+          <w:p>
+            <w:pPr>
+              <w:spacing w:before="20" w:after="20"/>
+              <w:jc w:val="center"/>
+            </w:pPr>
+            <w:r/>
+            <w:r>
+              <w:rPr>
+                <w:rFonts w:ascii="Calibri" w:hAnsi="Calibri"/>
+                <w:b w:val="0"/>
+                <w:i w:val="0"/>
+                <w:color w:val="C55A11"/>
+                <w:sz w:val="18"/>
+              </w:rPr>
+              <w:t xml:space="preserve">[ ]</w:t>
+            </w:r>
+          </w:p>
+        </w:tc>
+        <w:tc>
+          <w:tcPr>
+            <w:shd w:val="clear" w:color="auto" w:fill="F7FAFC"/>
+            <w:vAlign w:val="center"/>
+            <w:tcW w:type="dxa" w:w="2970"/>
+          </w:tcPr>
+          <w:p>
+            <w:pPr>
+              <w:spacing w:before="20" w:after="20"/>
+              <w:jc w:val="center"/>
+            </w:pPr>
+            <w:r/>
+            <w:r>
+              <w:rPr>
+                <w:rFonts w:ascii="Calibri" w:hAnsi="Calibri"/>
+                <w:b w:val="0"/>
+                <w:i w:val="0"/>
+                <w:color w:val="C55A11"/>
+                <w:sz w:val="18"/>
+              </w:rPr>
+              <w:t xml:space="preserve">[ ]</w:t>
+            </w:r>
+          </w:p>
+        </w:tc>
+        <w:tc>
+          <w:tcPr>
+            <w:shd w:val="clear" w:color="auto" w:fill="F7FAFC"/>
+            <w:vAlign w:val="center"/>
+            <w:tcW w:type="dxa" w:w="2970"/>
+          </w:tcPr>
+          <w:p>
+            <w:pPr>
+              <w:spacing w:before="20" w:after="20"/>
+              <w:jc w:val="center"/>
+            </w:pPr>
+            <w:r/>
+            <w:r>
+              <w:rPr>
+                <w:rFonts w:ascii="Calibri" w:hAnsi="Calibri"/>
+                <w:b w:val="0"/>
+                <w:i w:val="0"/>
+                <w:color w:val="C55A11"/>
+                <w:sz w:val="18"/>
+              </w:rPr>
+              <w:t xml:space="preserve">[ ]</w:t>
+            </w:r>
+          </w:p>
+        </w:tc>
+      </w:tr>
+      <w:tr>
+        <w:trPr>
+          <w:cantSplit/>
+        </w:trPr>
+        <w:tc>
+          <w:tcPr>
+            <w:shd w:val="clear" w:color="auto" w:fill="F2F2F2"/>
+            <w:vAlign w:val="center"/>
+            <w:tcW w:type="dxa" w:w="2007"/>
+          </w:tcPr>
+          <w:p>
+            <w:pPr>
+              <w:spacing w:before="20" w:after="20"/>
+              <w:jc w:val="center"/>
+            </w:pPr>
+            <w:r/>
+            <w:r>
+              <w:rPr>
+                <w:rFonts w:ascii="Calibri" w:hAnsi="Calibri"/>
+                <w:b w:val="0"/>
+                <w:i w:val="0"/>
+                <w:color w:val="0B5CAD"/>
+                <w:sz w:val="18"/>
+              </w:rPr>
+              <w:t xml:space="preserve">[OQ-P25]</w:t>
+            </w:r>
+          </w:p>
+        </w:tc>
+        <w:tc>
+          <w:tcPr>
+            <w:vAlign w:val="center"/>
+            <w:tcW w:type="dxa" w:w="1533"/>
+          </w:tcPr>
+          <w:p>
+            <w:pPr>
+              <w:spacing w:before="20" w:after="20"/>
+              <w:jc w:val="center"/>
+            </w:pPr>
+            <w:r/>
+            <w:r>
+              <w:rPr>
+                <w:rFonts w:ascii="Calibri" w:hAnsi="Calibri"/>
+                <w:b w:val="0"/>
+                <w:i w:val="0"/>
+                <w:color w:val="0B5CAD"/>
+                <w:sz w:val="18"/>
+              </w:rPr>
+              <w:t xml:space="preserve">[G]</w:t>
+            </w:r>
+          </w:p>
+        </w:tc>
+        <w:tc>
+          <w:tcPr>
+            <w:vAlign w:val="center"/>
+            <w:tcW w:type="dxa" w:w="2948"/>
+          </w:tcPr>
+          <w:p>
+            <w:pPr>
+              <w:spacing w:before="20" w:after="20"/>
+              <w:jc w:val="center"/>
+            </w:pPr>
+            <w:r/>
+            <w:r>
+              <w:rPr>
+                <w:rFonts w:ascii="Calibri" w:hAnsi="Calibri"/>
+                <w:b w:val="0"/>
+                <w:i w:val="0"/>
+                <w:color w:val="0B5CAD"/>
+                <w:sz w:val="18"/>
+              </w:rPr>
+              <w:t xml:space="preserve">[ред 13, лево | row 13, left]</w:t>
+            </w:r>
+          </w:p>
+        </w:tc>
+        <w:tc>
+          <w:tcPr>
+            <w:vAlign w:val="center"/>
+            <w:tcW w:type="dxa" w:w="2970"/>
+          </w:tcPr>
+          <w:p>
+            <w:pPr>
+              <w:spacing w:before="20" w:after="20"/>
+              <w:jc w:val="center"/>
+            </w:pPr>
+            <w:r/>
+            <w:r>
+              <w:rPr>
+                <w:rFonts w:ascii="Calibri" w:hAnsi="Calibri"/>
+                <w:b w:val="0"/>
+                <w:i w:val="0"/>
+                <w:color w:val="C55A11"/>
+                <w:sz w:val="18"/>
+              </w:rPr>
+              <w:t xml:space="preserve">[ ]</w:t>
+            </w:r>
+          </w:p>
+        </w:tc>
+        <w:tc>
+          <w:tcPr>
+            <w:vAlign w:val="center"/>
+            <w:tcW w:type="dxa" w:w="2970"/>
+          </w:tcPr>
+          <w:p>
+            <w:pPr>
+              <w:spacing w:before="20" w:after="20"/>
+              <w:jc w:val="center"/>
+            </w:pPr>
+            <w:r/>
+            <w:r>
+              <w:rPr>
+                <w:rFonts w:ascii="Calibri" w:hAnsi="Calibri"/>
+                <w:b w:val="0"/>
+                <w:i w:val="0"/>
+                <w:color w:val="C55A11"/>
+                <w:sz w:val="18"/>
+              </w:rPr>
+              <w:t xml:space="preserve">[ ]</w:t>
+            </w:r>
+          </w:p>
+        </w:tc>
+        <w:tc>
+          <w:tcPr>
+            <w:vAlign w:val="center"/>
+            <w:tcW w:type="dxa" w:w="2970"/>
+          </w:tcPr>
+          <w:p>
+            <w:pPr>
+              <w:spacing w:before="20" w:after="20"/>
+              <w:jc w:val="center"/>
+            </w:pPr>
+            <w:r/>
+            <w:r>
+              <w:rPr>
+                <w:rFonts w:ascii="Calibri" w:hAnsi="Calibri"/>
+                <w:b w:val="0"/>
+                <w:i w:val="0"/>
+                <w:color w:val="C55A11"/>
+                <w:sz w:val="18"/>
+              </w:rPr>
+              <w:t xml:space="preserve">[ ]</w:t>
+            </w:r>
+          </w:p>
+        </w:tc>
+      </w:tr>
+      <w:tr>
+        <w:trPr>
+          <w:cantSplit/>
+        </w:trPr>
+        <w:tc>
+          <w:tcPr>
+            <w:shd w:val="clear" w:color="auto" w:fill="F2F2F2"/>
+            <w:vAlign w:val="center"/>
+            <w:tcW w:type="dxa" w:w="2007"/>
+          </w:tcPr>
+          <w:p>
+            <w:pPr>
+              <w:spacing w:before="20" w:after="20"/>
+              <w:jc w:val="center"/>
+            </w:pPr>
+            <w:r/>
+            <w:r>
+              <w:rPr>
+                <w:rFonts w:ascii="Calibri" w:hAnsi="Calibri"/>
+                <w:b w:val="0"/>
+                <w:i w:val="0"/>
+                <w:color w:val="0B5CAD"/>
+                <w:sz w:val="18"/>
+              </w:rPr>
+              <w:t xml:space="preserve">[OQ-P26]</w:t>
+            </w:r>
+          </w:p>
+        </w:tc>
+        <w:tc>
+          <w:tcPr>
+            <w:shd w:val="clear" w:color="auto" w:fill="F7FAFC"/>
+            <w:vAlign w:val="center"/>
+            <w:tcW w:type="dxa" w:w="1533"/>
+          </w:tcPr>
+          <w:p>
+            <w:pPr>
+              <w:spacing w:before="20" w:after="20"/>
+              <w:jc w:val="center"/>
+            </w:pPr>
+            <w:r/>
+            <w:r>
+              <w:rPr>
+                <w:rFonts w:ascii="Calibri" w:hAnsi="Calibri"/>
+                <w:b w:val="0"/>
+                <w:i w:val="0"/>
+                <w:color w:val="0B5CAD"/>
+                <w:sz w:val="18"/>
+              </w:rPr>
+              <w:t xml:space="preserve">[G]</w:t>
+            </w:r>
+          </w:p>
+        </w:tc>
+        <w:tc>
+          <w:tcPr>
+            <w:shd w:val="clear" w:color="auto" w:fill="F7FAFC"/>
+            <w:vAlign w:val="center"/>
+            <w:tcW w:type="dxa" w:w="2948"/>
+          </w:tcPr>
+          <w:p>
+            <w:pPr>
+              <w:spacing w:before="20" w:after="20"/>
+              <w:jc w:val="center"/>
+            </w:pPr>
+            <w:r/>
+            <w:r>
+              <w:rPr>
+                <w:rFonts w:ascii="Calibri" w:hAnsi="Calibri"/>
+                <w:b w:val="0"/>
+                <w:i w:val="0"/>
+                <w:color w:val="0B5CAD"/>
+                <w:sz w:val="18"/>
+              </w:rPr>
+              <w:t xml:space="preserve">[ред 13, десно | row 13, right]</w:t>
+            </w:r>
+          </w:p>
+        </w:tc>
+        <w:tc>
+          <w:tcPr>
+            <w:shd w:val="clear" w:color="auto" w:fill="F7FAFC"/>
+            <w:vAlign w:val="center"/>
+            <w:tcW w:type="dxa" w:w="2970"/>
+          </w:tcPr>
+          <w:p>
+            <w:pPr>
+              <w:spacing w:before="20" w:after="20"/>
+              <w:jc w:val="center"/>
+            </w:pPr>
+            <w:r/>
+            <w:r>
+              <w:rPr>
+                <w:rFonts w:ascii="Calibri" w:hAnsi="Calibri"/>
+                <w:b w:val="0"/>
+                <w:i w:val="0"/>
+                <w:color w:val="C55A11"/>
+                <w:sz w:val="18"/>
+              </w:rPr>
+              <w:t xml:space="preserve">[ ]</w:t>
+            </w:r>
+          </w:p>
+        </w:tc>
+        <w:tc>
+          <w:tcPr>
+            <w:shd w:val="clear" w:color="auto" w:fill="F7FAFC"/>
+            <w:vAlign w:val="center"/>
+            <w:tcW w:type="dxa" w:w="2970"/>
+          </w:tcPr>
+          <w:p>
+            <w:pPr>
+              <w:spacing w:before="20" w:after="20"/>
+              <w:jc w:val="center"/>
+            </w:pPr>
+            <w:r/>
+            <w:r>
+              <w:rPr>
+                <w:rFonts w:ascii="Calibri" w:hAnsi="Calibri"/>
+                <w:b w:val="0"/>
+                <w:i w:val="0"/>
+                <w:color w:val="C55A11"/>
+                <w:sz w:val="18"/>
+              </w:rPr>
+              <w:t xml:space="preserve">[ ]</w:t>
+            </w:r>
+          </w:p>
+        </w:tc>
+        <w:tc>
+          <w:tcPr>
+            <w:shd w:val="clear" w:color="auto" w:fill="F7FAFC"/>
+            <w:vAlign w:val="center"/>
+            <w:tcW w:type="dxa" w:w="2970"/>
+          </w:tcPr>
+          <w:p>
+            <w:pPr>
+              <w:spacing w:before="20" w:after="20"/>
+              <w:jc w:val="center"/>
+            </w:pPr>
+            <w:r/>
+            <w:r>
+              <w:rPr>
+                <w:rFonts w:ascii="Calibri" w:hAnsi="Calibri"/>
+                <w:b w:val="0"/>
+                <w:i w:val="0"/>
+                <w:color w:val="C55A11"/>
+                <w:sz w:val="18"/>
+              </w:rPr>
+              <w:t xml:space="preserve">[ ]</w:t>
+            </w:r>
+          </w:p>
+        </w:tc>
+      </w:tr>
+      <w:tr>
+        <w:trPr>
+          <w:cantSplit/>
+        </w:trPr>
+        <w:tc>
+          <w:tcPr>
+            <w:shd w:val="clear" w:color="auto" w:fill="F2F2F2"/>
+            <w:vAlign w:val="center"/>
+            <w:tcW w:type="dxa" w:w="2007"/>
+          </w:tcPr>
+          <w:p>
+            <w:pPr>
+              <w:spacing w:before="20" w:after="20"/>
+              <w:jc w:val="center"/>
+            </w:pPr>
+            <w:r/>
+            <w:r>
+              <w:rPr>
+                <w:rFonts w:ascii="Calibri" w:hAnsi="Calibri"/>
+                <w:b w:val="0"/>
+                <w:i w:val="0"/>
+                <w:color w:val="0B5CAD"/>
+                <w:sz w:val="18"/>
+              </w:rPr>
+              <w:t xml:space="preserve">[OQ-P27]</w:t>
+            </w:r>
+          </w:p>
+        </w:tc>
+        <w:tc>
+          <w:tcPr>
+            <w:vAlign w:val="center"/>
+            <w:tcW w:type="dxa" w:w="1533"/>
+          </w:tcPr>
+          <w:p>
+            <w:pPr>
+              <w:spacing w:before="20" w:after="20"/>
+              <w:jc w:val="center"/>
+            </w:pPr>
+            <w:r/>
+            <w:r>
+              <w:rPr>
+                <w:rFonts w:ascii="Calibri" w:hAnsi="Calibri"/>
+                <w:b w:val="0"/>
+                <w:i w:val="0"/>
+                <w:color w:val="0B5CAD"/>
+                <w:sz w:val="18"/>
+              </w:rPr>
+              <w:t xml:space="preserve">[G]</w:t>
+            </w:r>
+          </w:p>
+        </w:tc>
+        <w:tc>
+          <w:tcPr>
+            <w:vAlign w:val="center"/>
+            <w:tcW w:type="dxa" w:w="2948"/>
+          </w:tcPr>
+          <w:p>
+            <w:pPr>
+              <w:spacing w:before="20" w:after="20"/>
+              <w:jc w:val="center"/>
+            </w:pPr>
+            <w:r/>
+            <w:r>
+              <w:rPr>
+                <w:rFonts w:ascii="Calibri" w:hAnsi="Calibri"/>
+                <w:b w:val="0"/>
+                <w:i w:val="0"/>
+                <w:color w:val="0B5CAD"/>
+                <w:sz w:val="18"/>
+              </w:rPr>
+              <w:t xml:space="preserve">[ред 14, лево | row 14, left]</w:t>
+            </w:r>
+          </w:p>
+        </w:tc>
+        <w:tc>
+          <w:tcPr>
+            <w:vAlign w:val="center"/>
+            <w:tcW w:type="dxa" w:w="2970"/>
+          </w:tcPr>
+          <w:p>
+            <w:pPr>
+              <w:spacing w:before="20" w:after="20"/>
+              <w:jc w:val="center"/>
+            </w:pPr>
+            <w:r/>
+            <w:r>
+              <w:rPr>
+                <w:rFonts w:ascii="Calibri" w:hAnsi="Calibri"/>
+                <w:b w:val="0"/>
+                <w:i w:val="0"/>
+                <w:color w:val="C55A11"/>
+                <w:sz w:val="18"/>
+              </w:rPr>
+              <w:t xml:space="preserve">[ ]</w:t>
+            </w:r>
+          </w:p>
+        </w:tc>
+        <w:tc>
+          <w:tcPr>
+            <w:vAlign w:val="center"/>
+            <w:tcW w:type="dxa" w:w="2970"/>
+          </w:tcPr>
+          <w:p>
+            <w:pPr>
+              <w:spacing w:before="20" w:after="20"/>
+              <w:jc w:val="center"/>
+            </w:pPr>
+            <w:r/>
+            <w:r>
+              <w:rPr>
+                <w:rFonts w:ascii="Calibri" w:hAnsi="Calibri"/>
+                <w:b w:val="0"/>
+                <w:i w:val="0"/>
+                <w:color w:val="C55A11"/>
+                <w:sz w:val="18"/>
+              </w:rPr>
+              <w:t xml:space="preserve">[ ]</w:t>
+            </w:r>
+          </w:p>
+        </w:tc>
+        <w:tc>
+          <w:tcPr>
+            <w:vAlign w:val="center"/>
+            <w:tcW w:type="dxa" w:w="2970"/>
+          </w:tcPr>
+          <w:p>
+            <w:pPr>
+              <w:spacing w:before="20" w:after="20"/>
+              <w:jc w:val="center"/>
+            </w:pPr>
+            <w:r/>
+            <w:r>
+              <w:rPr>
+                <w:rFonts w:ascii="Calibri" w:hAnsi="Calibri"/>
+                <w:b w:val="0"/>
+                <w:i w:val="0"/>
+                <w:color w:val="C55A11"/>
+                <w:sz w:val="18"/>
+              </w:rPr>
+              <w:t xml:space="preserve">[ ]</w:t>
+            </w:r>
+          </w:p>
+        </w:tc>
+      </w:tr>
+      <w:tr>
+        <w:trPr>
+          <w:cantSplit/>
+        </w:trPr>
+        <w:tc>
+          <w:tcPr>
+            <w:shd w:val="clear" w:color="auto" w:fill="F2F2F2"/>
+            <w:vAlign w:val="center"/>
+            <w:tcW w:type="dxa" w:w="2007"/>
+          </w:tcPr>
+          <w:p>
+            <w:pPr>
+              <w:spacing w:before="20" w:after="20"/>
+              <w:jc w:val="center"/>
+            </w:pPr>
+            <w:r/>
+            <w:r>
+              <w:rPr>
+                <w:rFonts w:ascii="Calibri" w:hAnsi="Calibri"/>
+                <w:b w:val="0"/>
+                <w:i w:val="0"/>
+                <w:color w:val="0B5CAD"/>
+                <w:sz w:val="18"/>
+              </w:rPr>
+              <w:t xml:space="preserve">[OQ-P28]</w:t>
+            </w:r>
+          </w:p>
+        </w:tc>
+        <w:tc>
+          <w:tcPr>
+            <w:shd w:val="clear" w:color="auto" w:fill="F7FAFC"/>
+            <w:vAlign w:val="center"/>
+            <w:tcW w:type="dxa" w:w="1533"/>
+          </w:tcPr>
+          <w:p>
+            <w:pPr>
+              <w:spacing w:before="20" w:after="20"/>
+              <w:jc w:val="center"/>
+            </w:pPr>
+            <w:r/>
+            <w:r>
+              <w:rPr>
+                <w:rFonts w:ascii="Calibri" w:hAnsi="Calibri"/>
+                <w:b w:val="0"/>
+                <w:i w:val="0"/>
+                <w:color w:val="0B5CAD"/>
+                <w:sz w:val="18"/>
+              </w:rPr>
+              <w:t xml:space="preserve">[G]</w:t>
+            </w:r>
+          </w:p>
+        </w:tc>
+        <w:tc>
+          <w:tcPr>
+            <w:shd w:val="clear" w:color="auto" w:fill="F7FAFC"/>
+            <w:vAlign w:val="center"/>
+            <w:tcW w:type="dxa" w:w="2948"/>
+          </w:tcPr>
+          <w:p>
+            <w:pPr>
+              <w:spacing w:before="20" w:after="20"/>
+              <w:jc w:val="center"/>
+            </w:pPr>
+            <w:r/>
+            <w:r>
+              <w:rPr>
+                <w:rFonts w:ascii="Calibri" w:hAnsi="Calibri"/>
+                <w:b w:val="0"/>
+                <w:i w:val="0"/>
+                <w:color w:val="0B5CAD"/>
+                <w:sz w:val="18"/>
+              </w:rPr>
+              <w:t xml:space="preserve">[ред 14, десно | row 14, right]</w:t>
+            </w:r>
+          </w:p>
+        </w:tc>
+        <w:tc>
+          <w:tcPr>
+            <w:shd w:val="clear" w:color="auto" w:fill="F7FAFC"/>
+            <w:vAlign w:val="center"/>
+            <w:tcW w:type="dxa" w:w="2970"/>
+          </w:tcPr>
+          <w:p>
+            <w:pPr>
+              <w:spacing w:before="20" w:after="20"/>
+              <w:jc w:val="center"/>
+            </w:pPr>
+            <w:r/>
+            <w:r>
+              <w:rPr>
+                <w:rFonts w:ascii="Calibri" w:hAnsi="Calibri"/>
+                <w:b w:val="0"/>
+                <w:i w:val="0"/>
+                <w:color w:val="C55A11"/>
+                <w:sz w:val="18"/>
+              </w:rPr>
+              <w:t xml:space="preserve">[ ]</w:t>
+            </w:r>
+          </w:p>
+        </w:tc>
+        <w:tc>
+          <w:tcPr>
+            <w:shd w:val="clear" w:color="auto" w:fill="F7FAFC"/>
+            <w:vAlign w:val="center"/>
+            <w:tcW w:type="dxa" w:w="2970"/>
+          </w:tcPr>
+          <w:p>
+            <w:pPr>
+              <w:spacing w:before="20" w:after="20"/>
+              <w:jc w:val="center"/>
+            </w:pPr>
+            <w:r/>
+            <w:r>
+              <w:rPr>
+                <w:rFonts w:ascii="Calibri" w:hAnsi="Calibri"/>
+                <w:b w:val="0"/>
+                <w:i w:val="0"/>
+                <w:color w:val="C55A11"/>
+                <w:sz w:val="18"/>
+              </w:rPr>
+              <w:t xml:space="preserve">[ ]</w:t>
+            </w:r>
+          </w:p>
+        </w:tc>
+        <w:tc>
+          <w:tcPr>
+            <w:shd w:val="clear" w:color="auto" w:fill="F7FAFC"/>
+            <w:vAlign w:val="center"/>
+            <w:tcW w:type="dxa" w:w="2970"/>
+          </w:tcPr>
+          <w:p>
+            <w:pPr>
+              <w:spacing w:before="20" w:after="20"/>
+              <w:jc w:val="center"/>
+            </w:pPr>
+            <w:r/>
+            <w:r>
+              <w:rPr>
+                <w:rFonts w:ascii="Calibri" w:hAnsi="Calibri"/>
+                <w:b w:val="0"/>
+                <w:i w:val="0"/>
+                <w:color w:val="C55A11"/>
+                <w:sz w:val="18"/>
+              </w:rPr>
+              <w:t xml:space="preserve">[ ]</w:t>
+            </w:r>
+          </w:p>
+        </w:tc>
+      </w:tr>
+      <w:tr>
+        <w:trPr>
+          <w:cantSplit/>
+        </w:trPr>
+        <w:tc>
+          <w:tcPr>
+            <w:shd w:val="clear" w:color="auto" w:fill="F2F2F2"/>
+            <w:vAlign w:val="center"/>
+            <w:tcW w:type="dxa" w:w="2007"/>
+          </w:tcPr>
+          <w:p>
+            <w:pPr>
+              <w:spacing w:before="20" w:after="20"/>
+              <w:jc w:val="center"/>
+            </w:pPr>
+            <w:r/>
+            <w:r>
+              <w:rPr>
+                <w:rFonts w:ascii="Calibri" w:hAnsi="Calibri"/>
+                <w:b w:val="0"/>
+                <w:i w:val="0"/>
+                <w:color w:val="0B5CAD"/>
+                <w:sz w:val="18"/>
+              </w:rPr>
+              <w:t xml:space="preserve">[OQ-P29]</w:t>
+            </w:r>
+          </w:p>
+        </w:tc>
+        <w:tc>
+          <w:tcPr>
+            <w:vAlign w:val="center"/>
+            <w:tcW w:type="dxa" w:w="1533"/>
+          </w:tcPr>
+          <w:p>
+            <w:pPr>
+              <w:spacing w:before="20" w:after="20"/>
+              <w:jc w:val="center"/>
+            </w:pPr>
+            <w:r/>
+            <w:r>
+              <w:rPr>
+                <w:rFonts w:ascii="Calibri" w:hAnsi="Calibri"/>
+                <w:b w:val="0"/>
+                <w:i w:val="0"/>
+                <w:color w:val="0B5CAD"/>
+                <w:sz w:val="18"/>
+              </w:rPr>
+              <w:t xml:space="preserve">[G]</w:t>
+            </w:r>
+          </w:p>
+        </w:tc>
+        <w:tc>
+          <w:tcPr>
+            <w:vAlign w:val="center"/>
+            <w:tcW w:type="dxa" w:w="2948"/>
+          </w:tcPr>
+          <w:p>
+            <w:pPr>
+              <w:spacing w:before="20" w:after="20"/>
+              <w:jc w:val="center"/>
+            </w:pPr>
+            <w:r/>
+            <w:r>
+              <w:rPr>
+                <w:rFonts w:ascii="Calibri" w:hAnsi="Calibri"/>
+                <w:b w:val="0"/>
+                <w:i w:val="0"/>
+                <w:color w:val="0B5CAD"/>
+                <w:sz w:val="18"/>
+              </w:rPr>
+              <w:t xml:space="preserve">[ред 15, лево | row 15, left]</w:t>
+            </w:r>
+          </w:p>
+        </w:tc>
+        <w:tc>
+          <w:tcPr>
+            <w:vAlign w:val="center"/>
+            <w:tcW w:type="dxa" w:w="2970"/>
+          </w:tcPr>
+          <w:p>
+            <w:pPr>
+              <w:spacing w:before="20" w:after="20"/>
+              <w:jc w:val="center"/>
+            </w:pPr>
+            <w:r/>
+            <w:r>
+              <w:rPr>
+                <w:rFonts w:ascii="Calibri" w:hAnsi="Calibri"/>
+                <w:b w:val="0"/>
+                <w:i w:val="0"/>
+                <w:color w:val="C55A11"/>
+                <w:sz w:val="18"/>
+              </w:rPr>
+              <w:t xml:space="preserve">[ ]</w:t>
+            </w:r>
+          </w:p>
+        </w:tc>
+        <w:tc>
+          <w:tcPr>
+            <w:vAlign w:val="center"/>
+            <w:tcW w:type="dxa" w:w="2970"/>
+          </w:tcPr>
+          <w:p>
+            <w:pPr>
+              <w:spacing w:before="20" w:after="20"/>
+              <w:jc w:val="center"/>
+            </w:pPr>
+            <w:r/>
+            <w:r>
+              <w:rPr>
+                <w:rFonts w:ascii="Calibri" w:hAnsi="Calibri"/>
+                <w:b w:val="0"/>
+                <w:i w:val="0"/>
+                <w:color w:val="C55A11"/>
+                <w:sz w:val="18"/>
+              </w:rPr>
+              <w:t xml:space="preserve">[ ]</w:t>
+            </w:r>
+          </w:p>
+        </w:tc>
+        <w:tc>
+          <w:tcPr>
+            <w:vAlign w:val="center"/>
+            <w:tcW w:type="dxa" w:w="2970"/>
+          </w:tcPr>
+          <w:p>
+            <w:pPr>
+              <w:spacing w:before="20" w:after="20"/>
+              <w:jc w:val="center"/>
+            </w:pPr>
+            <w:r/>
+            <w:r>
+              <w:rPr>
+                <w:rFonts w:ascii="Calibri" w:hAnsi="Calibri"/>
+                <w:b w:val="0"/>
+                <w:i w:val="0"/>
+                <w:color w:val="C55A11"/>
+                <w:sz w:val="18"/>
+              </w:rPr>
+              <w:t xml:space="preserve">[ ]</w:t>
+            </w:r>
           </w:p>
         </w:tc>
       </w:tr>
@@ -5900,6 +8242,16 @@
               <w:jc w:val="center"/>
             </w:pPr>
             <w:r/>
+            <w:r>
+              <w:rPr>
+                <w:rFonts w:ascii="Calibri" w:hAnsi="Calibri"/>
+                <w:b w:val="0"/>
+                <w:i w:val="0"/>
+                <w:color w:val="C55A11"/>
+                <w:sz w:val="18"/>
+              </w:rPr>
+              <w:t xml:space="preserve">[ ]</w:t>
+            </w:r>
           </w:p>
         </w:tc>
         <w:tc>
@@ -5914,6 +8266,16 @@
               <w:jc w:val="center"/>
             </w:pPr>
             <w:r/>
+            <w:r>
+              <w:rPr>
+                <w:rFonts w:ascii="Calibri" w:hAnsi="Calibri"/>
+                <w:b w:val="0"/>
+                <w:i w:val="0"/>
+                <w:color w:val="C55A11"/>
+                <w:sz w:val="18"/>
+              </w:rPr>
+              <w:t xml:space="preserve">[ ]</w:t>
+            </w:r>
           </w:p>
         </w:tc>
         <w:tc>
@@ -5928,6 +8290,16 @@
               <w:jc w:val="center"/>
             </w:pPr>
             <w:r/>
+            <w:r>
+              <w:rPr>
+                <w:rFonts w:ascii="Calibri" w:hAnsi="Calibri"/>
+                <w:b w:val="0"/>
+                <w:i w:val="0"/>
+                <w:color w:val="C55A11"/>
+                <w:sz w:val="18"/>
+              </w:rPr>
+              <w:t xml:space="preserve">[ ]</w:t>
+            </w:r>
           </w:p>
         </w:tc>
         <w:tc>
@@ -5942,6 +8314,16 @@
               <w:jc w:val="center"/>
             </w:pPr>
             <w:r/>
+            <w:r>
+              <w:rPr>
+                <w:rFonts w:ascii="Calibri" w:hAnsi="Calibri"/>
+                <w:b w:val="0"/>
+                <w:i w:val="0"/>
+                <w:color w:val="C55A11"/>
+                <w:sz w:val="18"/>
+              </w:rPr>
+              <w:t xml:space="preserve">[ ]</w:t>
+            </w:r>
           </w:p>
         </w:tc>
         <w:tc>
@@ -5980,6 +8362,16 @@
               <w:jc w:val="center"/>
             </w:pPr>
             <w:r/>
+            <w:r>
+              <w:rPr>
+                <w:rFonts w:ascii="Calibri" w:hAnsi="Calibri"/>
+                <w:b w:val="0"/>
+                <w:i w:val="0"/>
+                <w:color w:val="C55A11"/>
+                <w:sz w:val="18"/>
+              </w:rPr>
+              <w:t xml:space="preserve">[ ]</w:t>
+            </w:r>
           </w:p>
         </w:tc>
         <w:tc>
@@ -5994,6 +8386,16 @@
               <w:jc w:val="center"/>
             </w:pPr>
             <w:r/>
+            <w:r>
+              <w:rPr>
+                <w:rFonts w:ascii="Calibri" w:hAnsi="Calibri"/>
+                <w:b w:val="0"/>
+                <w:i w:val="0"/>
+                <w:color w:val="C55A11"/>
+                <w:sz w:val="18"/>
+              </w:rPr>
+              <w:t xml:space="preserve">[ ]</w:t>
+            </w:r>
           </w:p>
         </w:tc>
         <w:tc>
@@ -6008,6 +8410,16 @@
               <w:jc w:val="center"/>
             </w:pPr>
             <w:r/>
+            <w:r>
+              <w:rPr>
+                <w:rFonts w:ascii="Calibri" w:hAnsi="Calibri"/>
+                <w:b w:val="0"/>
+                <w:i w:val="0"/>
+                <w:color w:val="C55A11"/>
+                <w:sz w:val="18"/>
+              </w:rPr>
+              <w:t xml:space="preserve">[ ]</w:t>
+            </w:r>
           </w:p>
         </w:tc>
       </w:tr>
@@ -6073,6 +8485,16 @@
               <w:jc w:val="center"/>
             </w:pPr>
             <w:r/>
+            <w:r>
+              <w:rPr>
+                <w:rFonts w:ascii="Calibri" w:hAnsi="Calibri"/>
+                <w:b w:val="0"/>
+                <w:i w:val="0"/>
+                <w:color w:val="C55A11"/>
+                <w:sz w:val="18"/>
+              </w:rPr>
+              <w:t xml:space="preserve">[ ]</w:t>
+            </w:r>
           </w:p>
         </w:tc>
         <w:tc>
@@ -6088,6 +8510,16 @@
               <w:jc w:val="center"/>
             </w:pPr>
             <w:r/>
+            <w:r>
+              <w:rPr>
+                <w:rFonts w:ascii="Calibri" w:hAnsi="Calibri"/>
+                <w:b w:val="0"/>
+                <w:i w:val="0"/>
+                <w:color w:val="C55A11"/>
+                <w:sz w:val="18"/>
+              </w:rPr>
+              <w:t xml:space="preserve">[ ]</w:t>
+            </w:r>
           </w:p>
         </w:tc>
         <w:tc>
@@ -6103,6 +8535,16 @@
               <w:jc w:val="center"/>
             </w:pPr>
             <w:r/>
+            <w:r>
+              <w:rPr>
+                <w:rFonts w:ascii="Calibri" w:hAnsi="Calibri"/>
+                <w:b w:val="0"/>
+                <w:i w:val="0"/>
+                <w:color w:val="C55A11"/>
+                <w:sz w:val="18"/>
+              </w:rPr>
+              <w:t xml:space="preserve">[ ]</w:t>
+            </w:r>
           </w:p>
         </w:tc>
         <w:tc>
@@ -6118,6 +8560,16 @@
               <w:jc w:val="center"/>
             </w:pPr>
             <w:r/>
+            <w:r>
+              <w:rPr>
+                <w:rFonts w:ascii="Calibri" w:hAnsi="Calibri"/>
+                <w:b w:val="0"/>
+                <w:i w:val="0"/>
+                <w:color w:val="C55A11"/>
+                <w:sz w:val="18"/>
+              </w:rPr>
+              <w:t xml:space="preserve">[ ]</w:t>
+            </w:r>
           </w:p>
         </w:tc>
         <w:tc>
@@ -6133,6 +8585,16 @@
               <w:jc w:val="center"/>
             </w:pPr>
             <w:r/>
+            <w:r>
+              <w:rPr>
+                <w:rFonts w:ascii="Calibri" w:hAnsi="Calibri"/>
+                <w:b w:val="0"/>
+                <w:i w:val="0"/>
+                <w:color w:val="C55A11"/>
+                <w:sz w:val="18"/>
+              </w:rPr>
+              <w:t xml:space="preserve">[ ]</w:t>
+            </w:r>
           </w:p>
         </w:tc>
         <w:tc>
@@ -6148,6 +8610,16 @@
               <w:jc w:val="center"/>
             </w:pPr>
             <w:r/>
+            <w:r>
+              <w:rPr>
+                <w:rFonts w:ascii="Calibri" w:hAnsi="Calibri"/>
+                <w:b w:val="0"/>
+                <w:i w:val="0"/>
+                <w:color w:val="C55A11"/>
+                <w:sz w:val="18"/>
+              </w:rPr>
+              <w:t xml:space="preserve">[ ]</w:t>
+            </w:r>
           </w:p>
         </w:tc>
         <w:tc>
@@ -6163,6 +8635,16 @@
               <w:jc w:val="center"/>
             </w:pPr>
             <w:r/>
+            <w:r>
+              <w:rPr>
+                <w:rFonts w:ascii="Calibri" w:hAnsi="Calibri"/>
+                <w:b w:val="0"/>
+                <w:i w:val="0"/>
+                <w:color w:val="C55A11"/>
+                <w:sz w:val="18"/>
+              </w:rPr>
+              <w:t xml:space="preserve">[ ]</w:t>
+            </w:r>
           </w:p>
         </w:tc>
         <w:tc>
@@ -6178,6 +8660,16 @@
               <w:jc w:val="center"/>
             </w:pPr>
             <w:r/>
+            <w:r>
+              <w:rPr>
+                <w:rFonts w:ascii="Calibri" w:hAnsi="Calibri"/>
+                <w:b w:val="0"/>
+                <w:i w:val="0"/>
+                <w:color w:val="C55A11"/>
+                <w:sz w:val="18"/>
+              </w:rPr>
+              <w:t xml:space="preserve">[ ]</w:t>
+            </w:r>
           </w:p>
         </w:tc>
       </w:tr>
@@ -6242,6 +8734,16 @@
               <w:jc w:val="center"/>
             </w:pPr>
             <w:r/>
+            <w:r>
+              <w:rPr>
+                <w:rFonts w:ascii="Calibri" w:hAnsi="Calibri"/>
+                <w:b w:val="0"/>
+                <w:i w:val="0"/>
+                <w:color w:val="C55A11"/>
+                <w:sz w:val="18"/>
+              </w:rPr>
+              <w:t xml:space="preserve">[ ]</w:t>
+            </w:r>
           </w:p>
         </w:tc>
         <w:tc>
@@ -6256,6 +8758,16 @@
               <w:jc w:val="center"/>
             </w:pPr>
             <w:r/>
+            <w:r>
+              <w:rPr>
+                <w:rFonts w:ascii="Calibri" w:hAnsi="Calibri"/>
+                <w:b w:val="0"/>
+                <w:i w:val="0"/>
+                <w:color w:val="C55A11"/>
+                <w:sz w:val="18"/>
+              </w:rPr>
+              <w:t xml:space="preserve">[ ]</w:t>
+            </w:r>
           </w:p>
         </w:tc>
         <w:tc>
@@ -6270,6 +8782,16 @@
               <w:jc w:val="center"/>
             </w:pPr>
             <w:r/>
+            <w:r>
+              <w:rPr>
+                <w:rFonts w:ascii="Calibri" w:hAnsi="Calibri"/>
+                <w:b w:val="0"/>
+                <w:i w:val="0"/>
+                <w:color w:val="C55A11"/>
+                <w:sz w:val="18"/>
+              </w:rPr>
+              <w:t xml:space="preserve">[ ]</w:t>
+            </w:r>
           </w:p>
         </w:tc>
         <w:tc>
@@ -6284,6 +8806,16 @@
               <w:jc w:val="center"/>
             </w:pPr>
             <w:r/>
+            <w:r>
+              <w:rPr>
+                <w:rFonts w:ascii="Calibri" w:hAnsi="Calibri"/>
+                <w:b w:val="0"/>
+                <w:i w:val="0"/>
+                <w:color w:val="C55A11"/>
+                <w:sz w:val="18"/>
+              </w:rPr>
+              <w:t xml:space="preserve">[ ]</w:t>
+            </w:r>
           </w:p>
         </w:tc>
         <w:tc>
@@ -6298,6 +8830,16 @@
               <w:jc w:val="center"/>
             </w:pPr>
             <w:r/>
+            <w:r>
+              <w:rPr>
+                <w:rFonts w:ascii="Calibri" w:hAnsi="Calibri"/>
+                <w:b w:val="0"/>
+                <w:i w:val="0"/>
+                <w:color w:val="C55A11"/>
+                <w:sz w:val="18"/>
+              </w:rPr>
+              <w:t xml:space="preserve">[ ]</w:t>
+            </w:r>
           </w:p>
         </w:tc>
         <w:tc>
@@ -6312,6 +8854,16 @@
               <w:jc w:val="center"/>
             </w:pPr>
             <w:r/>
+            <w:r>
+              <w:rPr>
+                <w:rFonts w:ascii="Calibri" w:hAnsi="Calibri"/>
+                <w:b w:val="0"/>
+                <w:i w:val="0"/>
+                <w:color w:val="C55A11"/>
+                <w:sz w:val="18"/>
+              </w:rPr>
+              <w:t xml:space="preserve">[ ]</w:t>
+            </w:r>
           </w:p>
         </w:tc>
         <w:tc>
@@ -6326,6 +8878,16 @@
               <w:jc w:val="center"/>
             </w:pPr>
             <w:r/>
+            <w:r>
+              <w:rPr>
+                <w:rFonts w:ascii="Calibri" w:hAnsi="Calibri"/>
+                <w:b w:val="0"/>
+                <w:i w:val="0"/>
+                <w:color w:val="C55A11"/>
+                <w:sz w:val="18"/>
+              </w:rPr>
+              <w:t xml:space="preserve">[ ]</w:t>
+            </w:r>
           </w:p>
         </w:tc>
         <w:tc>
@@ -6340,6 +8902,16 @@
               <w:jc w:val="center"/>
             </w:pPr>
             <w:r/>
+            <w:r>
+              <w:rPr>
+                <w:rFonts w:ascii="Calibri" w:hAnsi="Calibri"/>
+                <w:b w:val="0"/>
+                <w:i w:val="0"/>
+                <w:color w:val="C55A11"/>
+                <w:sz w:val="18"/>
+              </w:rPr>
+              <w:t xml:space="preserve">[ ]</w:t>
+            </w:r>
           </w:p>
         </w:tc>
       </w:tr>
@@ -6405,6 +8977,16 @@
               <w:jc w:val="center"/>
             </w:pPr>
             <w:r/>
+            <w:r>
+              <w:rPr>
+                <w:rFonts w:ascii="Calibri" w:hAnsi="Calibri"/>
+                <w:b w:val="0"/>
+                <w:i w:val="0"/>
+                <w:color w:val="C55A11"/>
+                <w:sz w:val="18"/>
+              </w:rPr>
+              <w:t xml:space="preserve">[ ]</w:t>
+            </w:r>
           </w:p>
         </w:tc>
         <w:tc>
@@ -6420,6 +9002,16 @@
               <w:jc w:val="center"/>
             </w:pPr>
             <w:r/>
+            <w:r>
+              <w:rPr>
+                <w:rFonts w:ascii="Calibri" w:hAnsi="Calibri"/>
+                <w:b w:val="0"/>
+                <w:i w:val="0"/>
+                <w:color w:val="C55A11"/>
+                <w:sz w:val="18"/>
+              </w:rPr>
+              <w:t xml:space="preserve">[ ]</w:t>
+            </w:r>
           </w:p>
         </w:tc>
         <w:tc>
@@ -6435,6 +9027,16 @@
               <w:jc w:val="center"/>
             </w:pPr>
             <w:r/>
+            <w:r>
+              <w:rPr>
+                <w:rFonts w:ascii="Calibri" w:hAnsi="Calibri"/>
+                <w:b w:val="0"/>
+                <w:i w:val="0"/>
+                <w:color w:val="C55A11"/>
+                <w:sz w:val="18"/>
+              </w:rPr>
+              <w:t xml:space="preserve">[ ]</w:t>
+            </w:r>
           </w:p>
         </w:tc>
         <w:tc>
@@ -6450,6 +9052,16 @@
               <w:jc w:val="center"/>
             </w:pPr>
             <w:r/>
+            <w:r>
+              <w:rPr>
+                <w:rFonts w:ascii="Calibri" w:hAnsi="Calibri"/>
+                <w:b w:val="0"/>
+                <w:i w:val="0"/>
+                <w:color w:val="C55A11"/>
+                <w:sz w:val="18"/>
+              </w:rPr>
+              <w:t xml:space="preserve">[ ]</w:t>
+            </w:r>
           </w:p>
         </w:tc>
         <w:tc>
@@ -6465,6 +9077,16 @@
               <w:jc w:val="center"/>
             </w:pPr>
             <w:r/>
+            <w:r>
+              <w:rPr>
+                <w:rFonts w:ascii="Calibri" w:hAnsi="Calibri"/>
+                <w:b w:val="0"/>
+                <w:i w:val="0"/>
+                <w:color w:val="C55A11"/>
+                <w:sz w:val="18"/>
+              </w:rPr>
+              <w:t xml:space="preserve">[ ]</w:t>
+            </w:r>
           </w:p>
         </w:tc>
         <w:tc>
@@ -6480,6 +9102,16 @@
               <w:jc w:val="center"/>
             </w:pPr>
             <w:r/>
+            <w:r>
+              <w:rPr>
+                <w:rFonts w:ascii="Calibri" w:hAnsi="Calibri"/>
+                <w:b w:val="0"/>
+                <w:i w:val="0"/>
+                <w:color w:val="C55A11"/>
+                <w:sz w:val="18"/>
+              </w:rPr>
+              <w:t xml:space="preserve">[ ]</w:t>
+            </w:r>
           </w:p>
         </w:tc>
         <w:tc>
@@ -6495,6 +9127,16 @@
               <w:jc w:val="center"/>
             </w:pPr>
             <w:r/>
+            <w:r>
+              <w:rPr>
+                <w:rFonts w:ascii="Calibri" w:hAnsi="Calibri"/>
+                <w:b w:val="0"/>
+                <w:i w:val="0"/>
+                <w:color w:val="C55A11"/>
+                <w:sz w:val="18"/>
+              </w:rPr>
+              <w:t xml:space="preserve">[ ]</w:t>
+            </w:r>
           </w:p>
         </w:tc>
         <w:tc>
@@ -6510,6 +9152,16 @@
               <w:jc w:val="center"/>
             </w:pPr>
             <w:r/>
+            <w:r>
+              <w:rPr>
+                <w:rFonts w:ascii="Calibri" w:hAnsi="Calibri"/>
+                <w:b w:val="0"/>
+                <w:i w:val="0"/>
+                <w:color w:val="C55A11"/>
+                <w:sz w:val="18"/>
+              </w:rPr>
+              <w:t xml:space="preserve">[ ]</w:t>
+            </w:r>
           </w:p>
         </w:tc>
       </w:tr>
@@ -6574,6 +9226,16 @@
               <w:jc w:val="center"/>
             </w:pPr>
             <w:r/>
+            <w:r>
+              <w:rPr>
+                <w:rFonts w:ascii="Calibri" w:hAnsi="Calibri"/>
+                <w:b w:val="0"/>
+                <w:i w:val="0"/>
+                <w:color w:val="C55A11"/>
+                <w:sz w:val="18"/>
+              </w:rPr>
+              <w:t xml:space="preserve">[ ]</w:t>
+            </w:r>
           </w:p>
         </w:tc>
         <w:tc>
@@ -6588,6 +9250,16 @@
               <w:jc w:val="center"/>
             </w:pPr>
             <w:r/>
+            <w:r>
+              <w:rPr>
+                <w:rFonts w:ascii="Calibri" w:hAnsi="Calibri"/>
+                <w:b w:val="0"/>
+                <w:i w:val="0"/>
+                <w:color w:val="C55A11"/>
+                <w:sz w:val="18"/>
+              </w:rPr>
+              <w:t xml:space="preserve">[ ]</w:t>
+            </w:r>
           </w:p>
         </w:tc>
         <w:tc>
@@ -6602,6 +9274,16 @@
               <w:jc w:val="center"/>
             </w:pPr>
             <w:r/>
+            <w:r>
+              <w:rPr>
+                <w:rFonts w:ascii="Calibri" w:hAnsi="Calibri"/>
+                <w:b w:val="0"/>
+                <w:i w:val="0"/>
+                <w:color w:val="C55A11"/>
+                <w:sz w:val="18"/>
+              </w:rPr>
+              <w:t xml:space="preserve">[ ]</w:t>
+            </w:r>
           </w:p>
         </w:tc>
         <w:tc>
@@ -6616,6 +9298,16 @@
               <w:jc w:val="center"/>
             </w:pPr>
             <w:r/>
+            <w:r>
+              <w:rPr>
+                <w:rFonts w:ascii="Calibri" w:hAnsi="Calibri"/>
+                <w:b w:val="0"/>
+                <w:i w:val="0"/>
+                <w:color w:val="C55A11"/>
+                <w:sz w:val="18"/>
+              </w:rPr>
+              <w:t xml:space="preserve">[ ]</w:t>
+            </w:r>
           </w:p>
         </w:tc>
         <w:tc>
@@ -6630,6 +9322,16 @@
               <w:jc w:val="center"/>
             </w:pPr>
             <w:r/>
+            <w:r>
+              <w:rPr>
+                <w:rFonts w:ascii="Calibri" w:hAnsi="Calibri"/>
+                <w:b w:val="0"/>
+                <w:i w:val="0"/>
+                <w:color w:val="C55A11"/>
+                <w:sz w:val="18"/>
+              </w:rPr>
+              <w:t xml:space="preserve">[ ]</w:t>
+            </w:r>
           </w:p>
         </w:tc>
         <w:tc>
@@ -6644,6 +9346,16 @@
               <w:jc w:val="center"/>
             </w:pPr>
             <w:r/>
+            <w:r>
+              <w:rPr>
+                <w:rFonts w:ascii="Calibri" w:hAnsi="Calibri"/>
+                <w:b w:val="0"/>
+                <w:i w:val="0"/>
+                <w:color w:val="C55A11"/>
+                <w:sz w:val="18"/>
+              </w:rPr>
+              <w:t xml:space="preserve">[ ]</w:t>
+            </w:r>
           </w:p>
         </w:tc>
         <w:tc>
@@ -6658,6 +9370,16 @@
               <w:jc w:val="center"/>
             </w:pPr>
             <w:r/>
+            <w:r>
+              <w:rPr>
+                <w:rFonts w:ascii="Calibri" w:hAnsi="Calibri"/>
+                <w:b w:val="0"/>
+                <w:i w:val="0"/>
+                <w:color w:val="C55A11"/>
+                <w:sz w:val="18"/>
+              </w:rPr>
+              <w:t xml:space="preserve">[ ]</w:t>
+            </w:r>
           </w:p>
         </w:tc>
         <w:tc>
@@ -6672,6 +9394,16 @@
               <w:jc w:val="center"/>
             </w:pPr>
             <w:r/>
+            <w:r>
+              <w:rPr>
+                <w:rFonts w:ascii="Calibri" w:hAnsi="Calibri"/>
+                <w:b w:val="0"/>
+                <w:i w:val="0"/>
+                <w:color w:val="C55A11"/>
+                <w:sz w:val="18"/>
+              </w:rPr>
+              <w:t xml:space="preserve">[ ]</w:t>
+            </w:r>
           </w:p>
         </w:tc>
       </w:tr>
@@ -6735,6 +9467,16 @@
               <w:jc w:val="center"/>
             </w:pPr>
             <w:r/>
+            <w:r>
+              <w:rPr>
+                <w:rFonts w:ascii="Calibri" w:hAnsi="Calibri"/>
+                <w:b w:val="0"/>
+                <w:i w:val="0"/>
+                <w:color w:val="C55A11"/>
+                <w:sz w:val="18"/>
+              </w:rPr>
+              <w:t xml:space="preserve">[ ]</w:t>
+            </w:r>
           </w:p>
         </w:tc>
         <w:tc>
@@ -6749,6 +9491,16 @@
               <w:jc w:val="center"/>
             </w:pPr>
             <w:r/>
+            <w:r>
+              <w:rPr>
+                <w:rFonts w:ascii="Calibri" w:hAnsi="Calibri"/>
+                <w:b w:val="0"/>
+                <w:i w:val="0"/>
+                <w:color w:val="C55A11"/>
+                <w:sz w:val="18"/>
+              </w:rPr>
+              <w:t xml:space="preserve">[ ]</w:t>
+            </w:r>
           </w:p>
         </w:tc>
         <w:tc>
@@ -6763,6 +9515,16 @@
               <w:jc w:val="center"/>
             </w:pPr>
             <w:r/>
+            <w:r>
+              <w:rPr>
+                <w:rFonts w:ascii="Calibri" w:hAnsi="Calibri"/>
+                <w:b w:val="0"/>
+                <w:i w:val="0"/>
+                <w:color w:val="C55A11"/>
+                <w:sz w:val="18"/>
+              </w:rPr>
+              <w:t xml:space="preserve">[ ]</w:t>
+            </w:r>
           </w:p>
         </w:tc>
         <w:tc>
@@ -6777,6 +9539,16 @@
               <w:jc w:val="center"/>
             </w:pPr>
             <w:r/>
+            <w:r>
+              <w:rPr>
+                <w:rFonts w:ascii="Calibri" w:hAnsi="Calibri"/>
+                <w:b w:val="0"/>
+                <w:i w:val="0"/>
+                <w:color w:val="C55A11"/>
+                <w:sz w:val="18"/>
+              </w:rPr>
+              <w:t xml:space="preserve">[ ]</w:t>
+            </w:r>
           </w:p>
         </w:tc>
         <w:tc>
@@ -6791,6 +9563,16 @@
               <w:jc w:val="center"/>
             </w:pPr>
             <w:r/>
+            <w:r>
+              <w:rPr>
+                <w:rFonts w:ascii="Calibri" w:hAnsi="Calibri"/>
+                <w:b w:val="0"/>
+                <w:i w:val="0"/>
+                <w:color w:val="C55A11"/>
+                <w:sz w:val="18"/>
+              </w:rPr>
+              <w:t xml:space="preserve">[ ]</w:t>
+            </w:r>
           </w:p>
         </w:tc>
         <w:tc>
@@ -6805,6 +9587,16 @@
               <w:jc w:val="center"/>
             </w:pPr>
             <w:r/>
+            <w:r>
+              <w:rPr>
+                <w:rFonts w:ascii="Calibri" w:hAnsi="Calibri"/>
+                <w:b w:val="0"/>
+                <w:i w:val="0"/>
+                <w:color w:val="C55A11"/>
+                <w:sz w:val="18"/>
+              </w:rPr>
+              <w:t xml:space="preserve">[ ]</w:t>
+            </w:r>
           </w:p>
         </w:tc>
         <w:tc>
@@ -6819,6 +9611,16 @@
               <w:jc w:val="center"/>
             </w:pPr>
             <w:r/>
+            <w:r>
+              <w:rPr>
+                <w:rFonts w:ascii="Calibri" w:hAnsi="Calibri"/>
+                <w:b w:val="0"/>
+                <w:i w:val="0"/>
+                <w:color w:val="C55A11"/>
+                <w:sz w:val="18"/>
+              </w:rPr>
+              <w:t xml:space="preserve">[ ]</w:t>
+            </w:r>
           </w:p>
         </w:tc>
         <w:tc>
@@ -6833,6 +9635,16 @@
               <w:jc w:val="center"/>
             </w:pPr>
             <w:r/>
+            <w:r>
+              <w:rPr>
+                <w:rFonts w:ascii="Calibri" w:hAnsi="Calibri"/>
+                <w:b w:val="0"/>
+                <w:i w:val="0"/>
+                <w:color w:val="C55A11"/>
+                <w:sz w:val="18"/>
+              </w:rPr>
+              <w:t xml:space="preserve">[ ]</w:t>
+            </w:r>
           </w:p>
         </w:tc>
       </w:tr>
@@ -6928,6 +9740,16 @@
               <w:jc w:val="center"/>
             </w:pPr>
             <w:r/>
+            <w:r>
+              <w:rPr>
+                <w:rFonts w:ascii="Calibri" w:hAnsi="Calibri"/>
+                <w:b w:val="0"/>
+                <w:i w:val="0"/>
+                <w:color w:val="C55A11"/>
+                <w:sz w:val="20"/>
+              </w:rPr>
+              <w:t xml:space="preserve">[ ]</w:t>
+            </w:r>
           </w:p>
         </w:tc>
         <w:tc>
@@ -6987,6 +9809,16 @@
               <w:jc w:val="center"/>
             </w:pPr>
             <w:r/>
+            <w:r>
+              <w:rPr>
+                <w:rFonts w:ascii="Calibri" w:hAnsi="Calibri"/>
+                <w:b w:val="0"/>
+                <w:i w:val="0"/>
+                <w:color w:val="C55A11"/>
+                <w:sz w:val="20"/>
+              </w:rPr>
+              <w:t xml:space="preserve">[ ]</w:t>
+            </w:r>
           </w:p>
         </w:tc>
         <w:tc>
@@ -7046,6 +9878,16 @@
               <w:jc w:val="center"/>
             </w:pPr>
             <w:r/>
+            <w:r>
+              <w:rPr>
+                <w:rFonts w:ascii="Calibri" w:hAnsi="Calibri"/>
+                <w:b w:val="0"/>
+                <w:i w:val="0"/>
+                <w:color w:val="C55A11"/>
+                <w:sz w:val="20"/>
+              </w:rPr>
+              <w:t xml:space="preserve">[ ]</w:t>
+            </w:r>
           </w:p>
         </w:tc>
       </w:tr>
@@ -7135,6 +9977,16 @@
               <w:jc w:val="center"/>
             </w:pPr>
             <w:r/>
+            <w:r>
+              <w:rPr>
+                <w:rFonts w:ascii="Calibri" w:hAnsi="Calibri"/>
+                <w:b w:val="0"/>
+                <w:i w:val="0"/>
+                <w:color w:val="C55A11"/>
+                <w:sz w:val="20"/>
+              </w:rPr>
+              <w:t xml:space="preserve">[ ]</w:t>
+            </w:r>
           </w:p>
         </w:tc>
         <w:tc>
@@ -7194,6 +10046,16 @@
               <w:jc w:val="center"/>
             </w:pPr>
             <w:r/>
+            <w:r>
+              <w:rPr>
+                <w:rFonts w:ascii="Calibri" w:hAnsi="Calibri"/>
+                <w:b w:val="0"/>
+                <w:i w:val="0"/>
+                <w:color w:val="C55A11"/>
+                <w:sz w:val="20"/>
+              </w:rPr>
+              <w:t xml:space="preserve">[ ]</w:t>
+            </w:r>
           </w:p>
         </w:tc>
         <w:tc>
@@ -7253,6 +10115,16 @@
               <w:jc w:val="center"/>
             </w:pPr>
             <w:r/>
+            <w:r>
+              <w:rPr>
+                <w:rFonts w:ascii="Calibri" w:hAnsi="Calibri"/>
+                <w:b w:val="0"/>
+                <w:i w:val="0"/>
+                <w:color w:val="C55A11"/>
+                <w:sz w:val="20"/>
+              </w:rPr>
+              <w:t xml:space="preserve">[ ]</w:t>
+            </w:r>
           </w:p>
         </w:tc>
       </w:tr>
@@ -7336,6 +10208,16 @@
               <w:jc w:val="center"/>
             </w:pPr>
             <w:r/>
+            <w:r>
+              <w:rPr>
+                <w:rFonts w:ascii="Calibri" w:hAnsi="Calibri"/>
+                <w:b w:val="0"/>
+                <w:i w:val="0"/>
+                <w:color w:val="C55A11"/>
+                <w:sz w:val="20"/>
+              </w:rPr>
+              <w:t xml:space="preserve">[ ]</w:t>
+            </w:r>
           </w:p>
         </w:tc>
       </w:tr>
@@ -7698,6 +10580,7 @@
         </w:trPr>
         <w:tc>
           <w:tcPr>
+            <w:shd w:val="clear" w:color="auto" w:fill="F2F2F2"/>
             <w:vAlign w:val="center"/>
             <w:tcW w:type="dxa" w:w="1256"/>
           </w:tcPr>
@@ -7707,6 +10590,16 @@
               <w:jc w:val="center"/>
             </w:pPr>
             <w:r/>
+            <w:r>
+              <w:rPr>
+                <w:rFonts w:ascii="Calibri" w:hAnsi="Calibri"/>
+                <w:b w:val="0"/>
+                <w:i w:val="0"/>
+                <w:color w:val="C55A11"/>
+                <w:sz w:val="18"/>
+              </w:rPr>
+              <w:t xml:space="preserve">[ ]</w:t>
+            </w:r>
           </w:p>
         </w:tc>
         <w:tc>
@@ -7720,6 +10613,16 @@
               <w:jc w:val="center"/>
             </w:pPr>
             <w:r/>
+            <w:r>
+              <w:rPr>
+                <w:rFonts w:ascii="Calibri" w:hAnsi="Calibri"/>
+                <w:b w:val="0"/>
+                <w:i w:val="0"/>
+                <w:color w:val="C55A11"/>
+                <w:sz w:val="18"/>
+              </w:rPr>
+              <w:t xml:space="preserve">[ ]</w:t>
+            </w:r>
           </w:p>
         </w:tc>
         <w:tc>
@@ -7733,6 +10636,16 @@
               <w:jc w:val="center"/>
             </w:pPr>
             <w:r/>
+            <w:r>
+              <w:rPr>
+                <w:rFonts w:ascii="Calibri" w:hAnsi="Calibri"/>
+                <w:b w:val="0"/>
+                <w:i w:val="0"/>
+                <w:color w:val="C55A11"/>
+                <w:sz w:val="18"/>
+              </w:rPr>
+              <w:t xml:space="preserve">[ ]</w:t>
+            </w:r>
           </w:p>
         </w:tc>
         <w:tc>
@@ -7746,6 +10659,16 @@
               <w:jc w:val="center"/>
             </w:pPr>
             <w:r/>
+            <w:r>
+              <w:rPr>
+                <w:rFonts w:ascii="Calibri" w:hAnsi="Calibri"/>
+                <w:b w:val="0"/>
+                <w:i w:val="0"/>
+                <w:color w:val="C55A11"/>
+                <w:sz w:val="18"/>
+              </w:rPr>
+              <w:t xml:space="preserve">[ ]</w:t>
+            </w:r>
           </w:p>
         </w:tc>
         <w:tc>
@@ -7759,6 +10682,16 @@
               <w:jc w:val="center"/>
             </w:pPr>
             <w:r/>
+            <w:r>
+              <w:rPr>
+                <w:rFonts w:ascii="Calibri" w:hAnsi="Calibri"/>
+                <w:b w:val="0"/>
+                <w:i w:val="0"/>
+                <w:color w:val="C55A11"/>
+                <w:sz w:val="18"/>
+              </w:rPr>
+              <w:t xml:space="preserve">[ ]</w:t>
+            </w:r>
           </w:p>
         </w:tc>
       </w:tr>
@@ -8114,6 +11047,16 @@
               <w:jc w:val="center"/>
             </w:pPr>
             <w:r/>
+            <w:r>
+              <w:rPr>
+                <w:rFonts w:ascii="Calibri" w:hAnsi="Calibri"/>
+                <w:b w:val="0"/>
+                <w:i w:val="0"/>
+                <w:color w:val="C55A11"/>
+                <w:sz w:val="18"/>
+              </w:rPr>
+              <w:t xml:space="preserve">[ ]</w:t>
+            </w:r>
           </w:p>
         </w:tc>
         <w:tc>
@@ -8128,6 +11071,16 @@
               <w:jc w:val="center"/>
             </w:pPr>
             <w:r/>
+            <w:r>
+              <w:rPr>
+                <w:rFonts w:ascii="Calibri" w:hAnsi="Calibri"/>
+                <w:b w:val="0"/>
+                <w:i w:val="0"/>
+                <w:color w:val="C55A11"/>
+                <w:sz w:val="18"/>
+              </w:rPr>
+              <w:t xml:space="preserve">[ ]</w:t>
+            </w:r>
           </w:p>
         </w:tc>
         <w:tc>
@@ -8142,6 +11095,16 @@
               <w:jc w:val="center"/>
             </w:pPr>
             <w:r/>
+            <w:r>
+              <w:rPr>
+                <w:rFonts w:ascii="Calibri" w:hAnsi="Calibri"/>
+                <w:b w:val="0"/>
+                <w:i w:val="0"/>
+                <w:color w:val="C55A11"/>
+                <w:sz w:val="18"/>
+              </w:rPr>
+              <w:t xml:space="preserve">[ ]</w:t>
+            </w:r>
           </w:p>
         </w:tc>
         <w:tc>
@@ -8156,6 +11119,16 @@
               <w:jc w:val="center"/>
             </w:pPr>
             <w:r/>
+            <w:r>
+              <w:rPr>
+                <w:rFonts w:ascii="Calibri" w:hAnsi="Calibri"/>
+                <w:b w:val="0"/>
+                <w:i w:val="0"/>
+                <w:color w:val="C55A11"/>
+                <w:sz w:val="18"/>
+              </w:rPr>
+              <w:t xml:space="preserve">[ ]</w:t>
+            </w:r>
           </w:p>
         </w:tc>
       </w:tr>
@@ -8201,6 +11174,16 @@
               <w:jc w:val="center"/>
             </w:pPr>
             <w:r/>
+            <w:r>
+              <w:rPr>
+                <w:rFonts w:ascii="Calibri" w:hAnsi="Calibri"/>
+                <w:b w:val="0"/>
+                <w:i w:val="0"/>
+                <w:color w:val="C55A11"/>
+                <w:sz w:val="18"/>
+              </w:rPr>
+              <w:t xml:space="preserve">[ ]</w:t>
+            </w:r>
           </w:p>
         </w:tc>
         <w:tc>
@@ -8216,6 +11199,16 @@
               <w:jc w:val="center"/>
             </w:pPr>
             <w:r/>
+            <w:r>
+              <w:rPr>
+                <w:rFonts w:ascii="Calibri" w:hAnsi="Calibri"/>
+                <w:b w:val="0"/>
+                <w:i w:val="0"/>
+                <w:color w:val="C55A11"/>
+                <w:sz w:val="18"/>
+              </w:rPr>
+              <w:t xml:space="preserve">[ ]</w:t>
+            </w:r>
           </w:p>
         </w:tc>
         <w:tc>
@@ -8231,6 +11224,16 @@
               <w:jc w:val="center"/>
             </w:pPr>
             <w:r/>
+            <w:r>
+              <w:rPr>
+                <w:rFonts w:ascii="Calibri" w:hAnsi="Calibri"/>
+                <w:b w:val="0"/>
+                <w:i w:val="0"/>
+                <w:color w:val="C55A11"/>
+                <w:sz w:val="18"/>
+              </w:rPr>
+              <w:t xml:space="preserve">[ ]</w:t>
+            </w:r>
           </w:p>
         </w:tc>
         <w:tc>
@@ -8246,6 +11249,16 @@
               <w:jc w:val="center"/>
             </w:pPr>
             <w:r/>
+            <w:r>
+              <w:rPr>
+                <w:rFonts w:ascii="Calibri" w:hAnsi="Calibri"/>
+                <w:b w:val="0"/>
+                <w:i w:val="0"/>
+                <w:color w:val="C55A11"/>
+                <w:sz w:val="18"/>
+              </w:rPr>
+              <w:t xml:space="preserve">[ ]</w:t>
+            </w:r>
           </w:p>
         </w:tc>
       </w:tr>
@@ -8290,6 +11303,16 @@
               <w:jc w:val="center"/>
             </w:pPr>
             <w:r/>
+            <w:r>
+              <w:rPr>
+                <w:rFonts w:ascii="Calibri" w:hAnsi="Calibri"/>
+                <w:b w:val="0"/>
+                <w:i w:val="0"/>
+                <w:color w:val="C55A11"/>
+                <w:sz w:val="18"/>
+              </w:rPr>
+              <w:t xml:space="preserve">[ ]</w:t>
+            </w:r>
           </w:p>
         </w:tc>
         <w:tc>
@@ -8304,6 +11327,16 @@
               <w:jc w:val="center"/>
             </w:pPr>
             <w:r/>
+            <w:r>
+              <w:rPr>
+                <w:rFonts w:ascii="Calibri" w:hAnsi="Calibri"/>
+                <w:b w:val="0"/>
+                <w:i w:val="0"/>
+                <w:color w:val="C55A11"/>
+                <w:sz w:val="18"/>
+              </w:rPr>
+              <w:t xml:space="preserve">[ ]</w:t>
+            </w:r>
           </w:p>
         </w:tc>
         <w:tc>
@@ -8318,6 +11351,16 @@
               <w:jc w:val="center"/>
             </w:pPr>
             <w:r/>
+            <w:r>
+              <w:rPr>
+                <w:rFonts w:ascii="Calibri" w:hAnsi="Calibri"/>
+                <w:b w:val="0"/>
+                <w:i w:val="0"/>
+                <w:color w:val="C55A11"/>
+                <w:sz w:val="18"/>
+              </w:rPr>
+              <w:t xml:space="preserve">[ ]</w:t>
+            </w:r>
           </w:p>
         </w:tc>
         <w:tc>
@@ -8332,6 +11375,16 @@
               <w:jc w:val="center"/>
             </w:pPr>
             <w:r/>
+            <w:r>
+              <w:rPr>
+                <w:rFonts w:ascii="Calibri" w:hAnsi="Calibri"/>
+                <w:b w:val="0"/>
+                <w:i w:val="0"/>
+                <w:color w:val="C55A11"/>
+                <w:sz w:val="18"/>
+              </w:rPr>
+              <w:t xml:space="preserve">[ ]</w:t>
+            </w:r>
           </w:p>
         </w:tc>
       </w:tr>
@@ -8377,6 +11430,16 @@
               <w:jc w:val="center"/>
             </w:pPr>
             <w:r/>
+            <w:r>
+              <w:rPr>
+                <w:rFonts w:ascii="Calibri" w:hAnsi="Calibri"/>
+                <w:b w:val="0"/>
+                <w:i w:val="0"/>
+                <w:color w:val="C55A11"/>
+                <w:sz w:val="18"/>
+              </w:rPr>
+              <w:t xml:space="preserve">[ ]</w:t>
+            </w:r>
           </w:p>
         </w:tc>
         <w:tc>
@@ -8392,6 +11455,16 @@
               <w:jc w:val="center"/>
             </w:pPr>
             <w:r/>
+            <w:r>
+              <w:rPr>
+                <w:rFonts w:ascii="Calibri" w:hAnsi="Calibri"/>
+                <w:b w:val="0"/>
+                <w:i w:val="0"/>
+                <w:color w:val="C55A11"/>
+                <w:sz w:val="18"/>
+              </w:rPr>
+              <w:t xml:space="preserve">[ ]</w:t>
+            </w:r>
           </w:p>
         </w:tc>
         <w:tc>
@@ -8407,6 +11480,16 @@
               <w:jc w:val="center"/>
             </w:pPr>
             <w:r/>
+            <w:r>
+              <w:rPr>
+                <w:rFonts w:ascii="Calibri" w:hAnsi="Calibri"/>
+                <w:b w:val="0"/>
+                <w:i w:val="0"/>
+                <w:color w:val="C55A11"/>
+                <w:sz w:val="18"/>
+              </w:rPr>
+              <w:t xml:space="preserve">[ ]</w:t>
+            </w:r>
           </w:p>
         </w:tc>
         <w:tc>
@@ -8422,6 +11505,16 @@
               <w:jc w:val="center"/>
             </w:pPr>
             <w:r/>
+            <w:r>
+              <w:rPr>
+                <w:rFonts w:ascii="Calibri" w:hAnsi="Calibri"/>
+                <w:b w:val="0"/>
+                <w:i w:val="0"/>
+                <w:color w:val="C55A11"/>
+                <w:sz w:val="18"/>
+              </w:rPr>
+              <w:t xml:space="preserve">[ ]</w:t>
+            </w:r>
           </w:p>
         </w:tc>
       </w:tr>
@@ -8466,6 +11559,16 @@
               <w:jc w:val="center"/>
             </w:pPr>
             <w:r/>
+            <w:r>
+              <w:rPr>
+                <w:rFonts w:ascii="Calibri" w:hAnsi="Calibri"/>
+                <w:b w:val="0"/>
+                <w:i w:val="0"/>
+                <w:color w:val="C55A11"/>
+                <w:sz w:val="18"/>
+              </w:rPr>
+              <w:t xml:space="preserve">[ ]</w:t>
+            </w:r>
           </w:p>
         </w:tc>
         <w:tc>
@@ -8480,6 +11583,16 @@
               <w:jc w:val="center"/>
             </w:pPr>
             <w:r/>
+            <w:r>
+              <w:rPr>
+                <w:rFonts w:ascii="Calibri" w:hAnsi="Calibri"/>
+                <w:b w:val="0"/>
+                <w:i w:val="0"/>
+                <w:color w:val="C55A11"/>
+                <w:sz w:val="18"/>
+              </w:rPr>
+              <w:t xml:space="preserve">[ ]</w:t>
+            </w:r>
           </w:p>
         </w:tc>
         <w:tc>
@@ -8494,6 +11607,16 @@
               <w:jc w:val="center"/>
             </w:pPr>
             <w:r/>
+            <w:r>
+              <w:rPr>
+                <w:rFonts w:ascii="Calibri" w:hAnsi="Calibri"/>
+                <w:b w:val="0"/>
+                <w:i w:val="0"/>
+                <w:color w:val="C55A11"/>
+                <w:sz w:val="18"/>
+              </w:rPr>
+              <w:t xml:space="preserve">[ ]</w:t>
+            </w:r>
           </w:p>
         </w:tc>
         <w:tc>
@@ -8508,6 +11631,16 @@
               <w:jc w:val="center"/>
             </w:pPr>
             <w:r/>
+            <w:r>
+              <w:rPr>
+                <w:rFonts w:ascii="Calibri" w:hAnsi="Calibri"/>
+                <w:b w:val="0"/>
+                <w:i w:val="0"/>
+                <w:color w:val="C55A11"/>
+                <w:sz w:val="18"/>
+              </w:rPr>
+              <w:t xml:space="preserve">[ ]</w:t>
+            </w:r>
           </w:p>
         </w:tc>
       </w:tr>
@@ -8551,6 +11684,16 @@
               <w:jc w:val="center"/>
             </w:pPr>
             <w:r/>
+            <w:r>
+              <w:rPr>
+                <w:rFonts w:ascii="Calibri" w:hAnsi="Calibri"/>
+                <w:b w:val="0"/>
+                <w:i w:val="0"/>
+                <w:color w:val="C55A11"/>
+                <w:sz w:val="18"/>
+              </w:rPr>
+              <w:t xml:space="preserve">[ ]</w:t>
+            </w:r>
           </w:p>
         </w:tc>
         <w:tc>
@@ -8565,6 +11708,16 @@
               <w:jc w:val="center"/>
             </w:pPr>
             <w:r/>
+            <w:r>
+              <w:rPr>
+                <w:rFonts w:ascii="Calibri" w:hAnsi="Calibri"/>
+                <w:b w:val="0"/>
+                <w:i w:val="0"/>
+                <w:color w:val="C55A11"/>
+                <w:sz w:val="18"/>
+              </w:rPr>
+              <w:t xml:space="preserve">[ ]</w:t>
+            </w:r>
           </w:p>
         </w:tc>
         <w:tc>
@@ -8579,6 +11732,16 @@
               <w:jc w:val="center"/>
             </w:pPr>
             <w:r/>
+            <w:r>
+              <w:rPr>
+                <w:rFonts w:ascii="Calibri" w:hAnsi="Calibri"/>
+                <w:b w:val="0"/>
+                <w:i w:val="0"/>
+                <w:color w:val="C55A11"/>
+                <w:sz w:val="18"/>
+              </w:rPr>
+              <w:t xml:space="preserve">[ ]</w:t>
+            </w:r>
           </w:p>
         </w:tc>
         <w:tc>
@@ -8593,6 +11756,16 @@
               <w:jc w:val="center"/>
             </w:pPr>
             <w:r/>
+            <w:r>
+              <w:rPr>
+                <w:rFonts w:ascii="Calibri" w:hAnsi="Calibri"/>
+                <w:b w:val="0"/>
+                <w:i w:val="0"/>
+                <w:color w:val="C55A11"/>
+                <w:sz w:val="18"/>
+              </w:rPr>
+              <w:t xml:space="preserve">[ ]</w:t>
+            </w:r>
           </w:p>
         </w:tc>
       </w:tr>
@@ -9053,6 +12226,16 @@
               <w:jc w:val="center"/>
             </w:pPr>
             <w:r/>
+            <w:r>
+              <w:rPr>
+                <w:rFonts w:ascii="Calibri" w:hAnsi="Calibri"/>
+                <w:b w:val="0"/>
+                <w:i w:val="0"/>
+                <w:color w:val="C55A11"/>
+                <w:sz w:val="18"/>
+              </w:rPr>
+              <w:t xml:space="preserve">[ ]</w:t>
+            </w:r>
           </w:p>
         </w:tc>
         <w:tc>
@@ -9066,6 +12249,16 @@
               <w:jc w:val="center"/>
             </w:pPr>
             <w:r/>
+            <w:r>
+              <w:rPr>
+                <w:rFonts w:ascii="Calibri" w:hAnsi="Calibri"/>
+                <w:b w:val="0"/>
+                <w:i w:val="0"/>
+                <w:color w:val="C55A11"/>
+                <w:sz w:val="18"/>
+              </w:rPr>
+              <w:t xml:space="preserve">[ ]</w:t>
+            </w:r>
           </w:p>
         </w:tc>
         <w:tc>
@@ -9079,6 +12272,16 @@
               <w:jc w:val="center"/>
             </w:pPr>
             <w:r/>
+            <w:r>
+              <w:rPr>
+                <w:rFonts w:ascii="Calibri" w:hAnsi="Calibri"/>
+                <w:b w:val="0"/>
+                <w:i w:val="0"/>
+                <w:color w:val="C55A11"/>
+                <w:sz w:val="18"/>
+              </w:rPr>
+              <w:t xml:space="preserve">[ ]</w:t>
+            </w:r>
           </w:p>
         </w:tc>
       </w:tr>
